--- a/PR. 4.docx
+++ b/PR. 4.docx
@@ -5,7 +5,7 @@
     <w:p>
       <w:pPr>
         <w:pBdr>
-          <w:top w:color="cc0000" w:space="1" w:sz="24" w:val="single"/>
+          <w:top w:color="c0272d" w:space="1" w:sz="24" w:val="single"/>
         </w:pBdr>
         <w:rPr/>
       </w:pPr>
@@ -36,7 +36,7 @@
         <w:rPr>
           <w:b w:val="1"/>
           <w:bCs w:val="1"/>
-          <w:color w:val="cc0000"/>
+          <w:color w:val="c0272d"/>
           <w:sz w:val="48"/>
           <w:szCs w:val="48"/>
           <w:rtl w:val="0"/>
@@ -105,7 +105,7 @@
     </w:p>
     <w:p>
       <w:pPr>
-        <w:shd w:fill="cc0000" w:val="clear"/>
+        <w:shd w:fill="c0272d" w:val="clear"/>
         <w:spacing w:after="80" w:before="80" w:lineRule="auto"/>
         <w:ind w:left="3200" w:right="3200" w:firstLine="0"/>
         <w:jc w:val="center"/>
@@ -131,7 +131,7 @@
     <w:p>
       <w:pPr>
         <w:pBdr>
-          <w:bottom w:color="cc0000" w:space="1" w:sz="24" w:val="single"/>
+          <w:bottom w:color="c0272d" w:space="1" w:sz="24" w:val="single"/>
         </w:pBdr>
         <w:spacing w:before="160" w:lineRule="auto"/>
         <w:rPr/>
@@ -192,7 +192,7 @@
               <w:bottom w:color="e8e8e8" w:space="0" w:sz="4" w:val="single"/>
               <w:right w:color="e8e8e8" w:space="0" w:sz="4" w:val="single"/>
             </w:tcBorders>
-            <w:shd w:fill="cc0000" w:val="clear"/>
+            <w:shd w:fill="c0272d" w:val="clear"/>
             <w:tcMar>
               <w:top w:w="80.0" w:type="dxa"/>
               <w:left w:w="160.0" w:type="dxa"/>
@@ -232,7 +232,7 @@
               <w:bottom w:color="e8e8e8" w:space="0" w:sz="4" w:val="single"/>
               <w:right w:color="e8e8e8" w:space="0" w:sz="4" w:val="single"/>
             </w:tcBorders>
-            <w:shd w:fill="cc0000" w:val="clear"/>
+            <w:shd w:fill="c0272d" w:val="clear"/>
             <w:tcMar>
               <w:top w:w="80.0" w:type="dxa"/>
               <w:left w:w="160.0" w:type="dxa"/>
@@ -712,7 +712,7 @@
     <w:p>
       <w:pPr>
         <w:pBdr>
-          <w:bottom w:color="cc0000" w:space="1" w:sz="12" w:val="single"/>
+          <w:bottom w:color="c0272d" w:space="1" w:sz="12" w:val="single"/>
         </w:pBdr>
         <w:spacing w:after="200" w:lineRule="auto"/>
         <w:rPr/>
@@ -733,7 +733,7 @@
           <w:color w:val="000000"/>
           <w:rtl w:val="0"/>
         </w:rPr>
-        <w:t xml:space="preserve">This project uses the Employee / HR Dataset All in One published on Kaggle by Ravindra Singh Rana. It contains 5 separate CSV files covering employee demographics, training, engagement survey, performance, and recruitment — all linked by Employee ID. This multi-table structure provides a genuine need for RELATED(), CALCULATE(), and all Time Intelligence DAX functions.</w:t>
+        <w:t xml:space="preserve">This project uses the Employee / HR Dataset All in One published on Kaggle by Ravindra Singh Rana. It contains 5 separate CSV files covering employee demographics, training, engagement survey, performance, and recruitment. Four tables (Training, EngagementSurvey, Performance, EmployeeMaster) are linked by Employee ID. The Recruitment table is standalone, tracking applicants before hire. This multi-table structure provides a genuine need for RELATED(), CALCULATE(), and all Time Intelligence DAX functions.</w:t>
       </w:r>
       <w:r>
         <w:rPr>
@@ -791,7 +791,7 @@
               <w:bottom w:color="e8e8e8" w:space="0" w:sz="4" w:val="single"/>
               <w:right w:color="e8e8e8" w:space="0" w:sz="4" w:val="single"/>
             </w:tcBorders>
-            <w:shd w:fill="cc0000" w:val="clear"/>
+            <w:shd w:fill="c0272d" w:val="clear"/>
             <w:tcMar>
               <w:top w:w="80.0" w:type="dxa"/>
               <w:left w:w="160.0" w:type="dxa"/>
@@ -831,7 +831,7 @@
               <w:bottom w:color="e8e8e8" w:space="0" w:sz="4" w:val="single"/>
               <w:right w:color="e8e8e8" w:space="0" w:sz="4" w:val="single"/>
             </w:tcBorders>
-            <w:shd w:fill="cc0000" w:val="clear"/>
+            <w:shd w:fill="c0272d" w:val="clear"/>
             <w:tcMar>
               <w:top w:w="80.0" w:type="dxa"/>
               <w:left w:w="160.0" w:type="dxa"/>
@@ -1190,7 +1190,7 @@
                 <w:szCs w:val="18"/>
                 <w:rtl w:val="0"/>
               </w:rPr>
-              <w:t xml:space="preserve">Multi-year data with DateofHire and DateofTermination columns</w:t>
+              <w:t xml:space="preserve">DateOfJoining and DateOfTermination span 2018–2023 (used for DimDate and Time Intelligence). Performance Year ranges 2022–2026 and is not linked to DimDate — treat it as a separate Employee ID lookup, not a time-intelligence source.</w:t>
             </w:r>
             <w:r>
               <w:rPr>
@@ -1359,7 +1359,7 @@
               <w:bottom w:color="e8e8e8" w:space="0" w:sz="4" w:val="single"/>
               <w:right w:color="e8e8e8" w:space="0" w:sz="4" w:val="single"/>
             </w:tcBorders>
-            <w:shd w:fill="cc0000" w:val="clear"/>
+            <w:shd w:fill="c0272d" w:val="clear"/>
             <w:tcMar>
               <w:top w:w="80.0" w:type="dxa"/>
               <w:left w:w="160.0" w:type="dxa"/>
@@ -1399,7 +1399,7 @@
               <w:bottom w:color="e8e8e8" w:space="0" w:sz="4" w:val="single"/>
               <w:right w:color="e8e8e8" w:space="0" w:sz="4" w:val="single"/>
             </w:tcBorders>
-            <w:shd w:fill="cc0000" w:val="clear"/>
+            <w:shd w:fill="c0272d" w:val="clear"/>
             <w:tcMar>
               <w:top w:w="80.0" w:type="dxa"/>
               <w:left w:w="160.0" w:type="dxa"/>
@@ -1464,7 +1464,7 @@
               <w:rPr>
                 <w:b w:val="1"/>
                 <w:bCs w:val="1"/>
-                <w:color w:val="cc0000"/>
+                <w:color w:val="c0272d"/>
                 <w:sz w:val="18"/>
                 <w:szCs w:val="18"/>
                 <w:rtl w:val="0"/>
@@ -1507,7 +1507,7 @@
                 <w:szCs w:val="18"/>
                 <w:rtl w:val="0"/>
               </w:rPr>
-              <w:t xml:space="preserve">EmpID, FirstName, LastName, GenderCode, RaceDesc, MaritalDesc, DateofHire, DateofTermination, TermReason, EmploymentStatus, Department, BusinessUnit, JobFunctionDescription, PayZone, DepartmentType, Division, CurrentEmployeeRating, PerformanceScore, ManagerID, ManagerName, RecruitmentSource, Salary </w:t>
+              <w:t xml:space="preserve">Employee ID, Salary, FirstName, LastName, GenderCode, RaceDesc, MaritalDesc, DateOfJoining, DateOfTermination, TerminationType, EmployeeStatus, DepartmentType, BusinessUnit, JobFunctionDescription, PayZone, Division, Title, Supervisor, State, Performance Score, Current Employee Rating </w:t>
             </w:r>
             <w:r>
               <w:rPr>
@@ -1549,7 +1549,7 @@
               <w:rPr>
                 <w:b w:val="1"/>
                 <w:bCs w:val="1"/>
-                <w:color w:val="cc0000"/>
+                <w:color w:val="c0272d"/>
                 <w:sz w:val="18"/>
                 <w:szCs w:val="18"/>
                 <w:rtl w:val="0"/>
@@ -1592,7 +1592,7 @@
                 <w:szCs w:val="18"/>
                 <w:rtl w:val="0"/>
               </w:rPr>
-              <w:t xml:space="preserve">Employee ID, Training Date, Training Programme Name, Training Type, Training Outcome, Location, Trainer, Training Duration (Days), Training Cost</w:t>
+              <w:t xml:space="preserve">Employee ID, Training Date, Training Program Name, Training Type, Training Outcome, Location, Trainer, Training Duration(Days), Training Cost</w:t>
             </w:r>
             <w:r>
               <w:rPr>
@@ -1634,7 +1634,7 @@
               <w:rPr>
                 <w:b w:val="1"/>
                 <w:bCs w:val="1"/>
-                <w:color w:val="cc0000"/>
+                <w:color w:val="c0272d"/>
                 <w:sz w:val="18"/>
                 <w:szCs w:val="18"/>
                 <w:rtl w:val="0"/>
@@ -1719,7 +1719,7 @@
               <w:rPr>
                 <w:b w:val="1"/>
                 <w:bCs w:val="1"/>
-                <w:color w:val="cc0000"/>
+                <w:color w:val="c0272d"/>
                 <w:sz w:val="18"/>
                 <w:szCs w:val="18"/>
                 <w:rtl w:val="0"/>
@@ -1804,7 +1804,7 @@
               <w:rPr>
                 <w:b w:val="1"/>
                 <w:bCs w:val="1"/>
-                <w:color w:val="cc0000"/>
+                <w:color w:val="c0272d"/>
                 <w:sz w:val="18"/>
                 <w:szCs w:val="18"/>
                 <w:rtl w:val="0"/>
@@ -1847,7 +1847,7 @@
                 <w:szCs w:val="18"/>
                 <w:rtl w:val="0"/>
               </w:rPr>
-              <w:t xml:space="preserve">ApplicantID, Employee ID, First Name, Last Name, Email, Phone Number, ApplicationDate, JobTitle, Hired, Supervisor Email, RejectionReason, StartDate</w:t>
+              <w:t xml:space="preserve">Applicant ID, Application Date, First Name, Last Name, Gender, Date of Birth, Phone Number, Email, Education Level, Years of Experience, Desired Salary, Job Title, Status (no Employee ID column — applicants are not yet employees)</w:t>
             </w:r>
             <w:r>
               <w:rPr>
@@ -1884,7 +1884,7 @@
     <w:p>
       <w:pPr>
         <w:pBdr>
-          <w:bottom w:color="cc0000" w:space="1" w:sz="12" w:val="single"/>
+          <w:bottom w:color="c0272d" w:space="1" w:sz="12" w:val="single"/>
         </w:pBdr>
         <w:spacing w:after="200" w:lineRule="auto"/>
         <w:rPr/>
@@ -1975,7 +1975,7 @@
               <w:bottom w:color="e8e8e8" w:space="0" w:sz="4" w:val="single"/>
               <w:right w:color="e8e8e8" w:space="0" w:sz="4" w:val="single"/>
             </w:tcBorders>
-            <w:shd w:fill="cc0000" w:val="clear"/>
+            <w:shd w:fill="c0272d" w:val="clear"/>
             <w:tcMar>
               <w:top w:w="80.0" w:type="dxa"/>
               <w:left w:w="160.0" w:type="dxa"/>
@@ -2015,7 +2015,7 @@
               <w:bottom w:color="e8e8e8" w:space="0" w:sz="4" w:val="single"/>
               <w:right w:color="e8e8e8" w:space="0" w:sz="4" w:val="single"/>
             </w:tcBorders>
-            <w:shd w:fill="cc0000" w:val="clear"/>
+            <w:shd w:fill="c0272d" w:val="clear"/>
             <w:tcMar>
               <w:top w:w="80.0" w:type="dxa"/>
               <w:left w:w="160.0" w:type="dxa"/>
@@ -2079,7 +2079,7 @@
               <w:rPr>
                 <w:b w:val="1"/>
                 <w:bCs w:val="1"/>
-                <w:color w:val="cc0000"/>
+                <w:color w:val="c0272d"/>
                 <w:sz w:val="18"/>
                 <w:szCs w:val="18"/>
                 <w:rtl w:val="0"/>
@@ -2163,7 +2163,7 @@
               <w:rPr>
                 <w:b w:val="1"/>
                 <w:bCs w:val="1"/>
-                <w:color w:val="cc0000"/>
+                <w:color w:val="c0272d"/>
                 <w:sz w:val="18"/>
                 <w:szCs w:val="18"/>
                 <w:rtl w:val="0"/>
@@ -2256,7 +2256,7 @@
               <w:rPr>
                 <w:b w:val="1"/>
                 <w:bCs w:val="1"/>
-                <w:color w:val="cc0000"/>
+                <w:color w:val="c0272d"/>
                 <w:sz w:val="18"/>
                 <w:szCs w:val="18"/>
                 <w:rtl w:val="0"/>
@@ -2300,7 +2300,7 @@
                 <w:szCs w:val="18"/>
                 <w:rtl w:val="0"/>
               </w:rPr>
-              <w:t xml:space="preserve">In Power Query Editor on EmployeeMaster table: change DateofHire → Date type. Change DateofTermination → Date type. Change Salary → Decimal Number. Change CurrentEmployeeRating → Whole Number. Click Close &amp; Apply.</w:t>
+              <w:t xml:space="preserve">In Power Query Editor on EmployeeMaster table: change DateOfJoining → Date type. Change DateOfTermination → Date type. Change Salary → Decimal Number. Change Current Employee Rating → Whole Number. Right-click DepartmentType column → Transform → Trim (removes trailing spaces on "Production" so it doesn’t display with a gap in slicers and chart labels). Click Close &amp; Apply.</w:t>
             </w:r>
             <w:r>
               <w:rPr>
@@ -2341,7 +2341,7 @@
               <w:rPr>
                 <w:b w:val="1"/>
                 <w:bCs w:val="1"/>
-                <w:color w:val="cc0000"/>
+                <w:color w:val="c0272d"/>
                 <w:sz w:val="18"/>
                 <w:szCs w:val="18"/>
                 <w:rtl w:val="0"/>
@@ -2388,7 +2388,7 @@
                 <w:szCs w:val="18"/>
                 <w:rtl w:val="0"/>
               </w:rPr>
-              <w:t xml:space="preserve">In Model View: create 4 relationships using Employee ID. </w:t>
+              <w:t xml:space="preserve">In Model View: create 3 relationships using Employee ID. </w:t>
             </w:r>
           </w:p>
           <w:p>
@@ -2408,7 +2408,7 @@
                 <w:szCs w:val="18"/>
                 <w:rtl w:val="0"/>
               </w:rPr>
-              <w:t xml:space="preserve">EmployeeMaster[EmpID] → Training[Employee ID] (1:Many, Single filter). </w:t>
+              <w:t xml:space="preserve">EmployeeMaster[Employee ID] → Training[Employee ID] (1:Many, Single filter). </w:t>
             </w:r>
           </w:p>
           <w:p>
@@ -2428,23 +2428,22 @@
                 <w:szCs w:val="18"/>
                 <w:rtl w:val="0"/>
               </w:rPr>
-              <w:t xml:space="preserve">EmployeeMaster[EmpID] → EngagementSurvey[Employee ID] (1:Many, Single). EmployeeMaster[EmpID] → Performance[Employee ID] (1:Many, Single). </w:t>
-            </w:r>
-          </w:p>
-          <w:p>
-            <w:pPr>
-              <w:spacing w:after="40" w:before="40" w:lineRule="auto"/>
-              <w:rPr/>
-            </w:pPr>
-            <w:r>
-              <w:rPr>
-                <w:rFonts w:ascii="Arial Unicode MS" w:cs="Arial Unicode MS" w:eastAsia="Arial Unicode MS" w:hAnsi="Arial Unicode MS"/>
-                <w:color w:val="4a4a4a"/>
-                <w:sz w:val="18"/>
-                <w:szCs w:val="18"/>
-                <w:rtl w:val="0"/>
-              </w:rPr>
-              <w:t xml:space="preserve">EmployeeMaster[EmpID] → Recruitment[Employee ID] (1:1, Single).</w:t>
+              <w:t xml:space="preserve">EmployeeMaster[Employee ID] → EngagementSurvey[Employee ID] (1:Many, Single). EmployeeMaster[Employee ID] → Performance[Employee ID] (1:Many, Single). </w:t>
+            </w:r>
+          </w:p>
+          <w:p>
+            <w:pPr>
+              <w:spacing w:after="40" w:before="40" w:lineRule="auto"/>
+              <w:rPr/>
+            </w:pPr>
+            <w:r>
+              <w:rPr>
+                <w:color w:val="4a4a4a"/>
+                <w:sz w:val="18"/>
+                <w:szCs w:val="18"/>
+                <w:rtl w:val="0"/>
+              </w:rPr>
+              <w:t xml:space="preserve">Note: The Recruitment table tracks job applicants (Applied, Interviewing, Offered, Rejected) and does not contain an Employee ID column — applicants are not yet employees. No relationship is created for this table. It is used as a standalone table for recruitment pipeline visuals (e.g. applicant count by status, hiring funnel).</w:t>
             </w:r>
             <w:r>
               <w:rPr>
@@ -2485,7 +2484,7 @@
               <w:rPr>
                 <w:b w:val="1"/>
                 <w:bCs w:val="1"/>
-                <w:color w:val="cc0000"/>
+                <w:color w:val="c0272d"/>
                 <w:sz w:val="18"/>
                 <w:szCs w:val="18"/>
                 <w:rtl w:val="0"/>
@@ -2529,7 +2528,381 @@
                 <w:szCs w:val="18"/>
                 <w:rtl w:val="0"/>
               </w:rPr>
-              <w:t xml:space="preserve">Build DimDate: Power Query → New Source → Blank Query → Advanced Editor. Your instructor provides the M code. Rename query to DimDate. Confirm 7 columns: Date, Year, Quarter, Month_Num, Month_Name, Weekday, Year_Quarter. Mark as Date Table. Create active relationship: DimDate[Date] → EmployeeMaster[DateofHire] (1:Many). Create inactive relationship: DimDate[Date] → EmployeeMaster[DateofTermination].</w:t>
+              <w:t xml:space="preserve">Build DimDate: Power Query → New Source → Blank Query → Advanced Editor. Paste the M code below into the Advanced Editor. Rename query to DimDate. Confirm 7 columns: Date, Year, Quarter, Month_Num, Month_Name, Weekday, Year_Quarter. Mark as Date Table. Create active relationship: DimDate[Date] → EmployeeMaster[DateOfJoining] (1:Many). Create inactive relationship: DimDate[Date] → EmployeeMaster[DateOfTermination].</w:t>
+            </w:r>
+            <w:r>
+              <w:rPr>
+                <w:rtl w:val="0"/>
+              </w:rPr>
+            </w:r>
+          </w:p>
+          <w:p>
+            <w:pPr>
+              <w:spacing w:after="40" w:before="80" w:lineRule="auto"/>
+              <w:rPr/>
+            </w:pPr>
+            <w:r>
+              <w:rPr>
+                <w:b w:val="1"/>
+                <w:bCs w:val="1"/>
+                <w:color w:val="1f4e79"/>
+                <w:sz w:val="18"/>
+                <w:szCs w:val="18"/>
+                <w:rtl w:val="0"/>
+              </w:rPr>
+              <w:t xml:space="preserve">M Code :</w:t>
+            </w:r>
+            <w:r>
+              <w:rPr>
+                <w:rtl w:val="0"/>
+              </w:rPr>
+            </w:r>
+          </w:p>
+          <w:p>
+            <w:pPr>
+              <w:shd w:fill="f2f2f2" w:val="clear"/>
+              <w:ind w:left="160" w:right="160" w:firstLine="0"/>
+              <w:rPr/>
+            </w:pPr>
+            <w:r>
+              <w:rPr>
+                <w:rFonts w:ascii="Courier New" w:cs="Courier New" w:eastAsia="Courier New" w:hAnsi="Courier New"/>
+                <w:color w:val="1f4e79"/>
+                <w:sz w:val="16"/>
+                <w:szCs w:val="16"/>
+                <w:rtl w:val="0"/>
+              </w:rPr>
+              <w:t xml:space="preserve">let</w:t>
+            </w:r>
+            <w:r>
+              <w:rPr>
+                <w:rtl w:val="0"/>
+              </w:rPr>
+            </w:r>
+          </w:p>
+          <w:p>
+            <w:pPr>
+              <w:shd w:fill="f2f2f2" w:val="clear"/>
+              <w:ind w:left="160" w:right="160" w:firstLine="0"/>
+              <w:rPr/>
+            </w:pPr>
+            <w:r>
+              <w:rPr>
+                <w:rFonts w:ascii="Courier New" w:cs="Courier New" w:eastAsia="Courier New" w:hAnsi="Courier New"/>
+                <w:color w:val="4a4a4a"/>
+                <w:sz w:val="16"/>
+                <w:szCs w:val="16"/>
+                <w:rtl w:val="0"/>
+              </w:rPr>
+              <w:t xml:space="preserve">    StartDate   = #date(2018, 1, 1),</w:t>
+            </w:r>
+            <w:r>
+              <w:rPr>
+                <w:rtl w:val="0"/>
+              </w:rPr>
+            </w:r>
+          </w:p>
+          <w:p>
+            <w:pPr>
+              <w:shd w:fill="f2f2f2" w:val="clear"/>
+              <w:ind w:left="160" w:right="160" w:firstLine="0"/>
+              <w:rPr/>
+            </w:pPr>
+            <w:r>
+              <w:rPr>
+                <w:rFonts w:ascii="Courier New" w:cs="Courier New" w:eastAsia="Courier New" w:hAnsi="Courier New"/>
+                <w:color w:val="4a4a4a"/>
+                <w:sz w:val="16"/>
+                <w:szCs w:val="16"/>
+                <w:rtl w:val="0"/>
+              </w:rPr>
+              <w:t xml:space="preserve">    EndDate     = #date(2024, 12, 31),</w:t>
+            </w:r>
+            <w:r>
+              <w:rPr>
+                <w:rtl w:val="0"/>
+              </w:rPr>
+            </w:r>
+          </w:p>
+          <w:p>
+            <w:pPr>
+              <w:shd w:fill="f2f2f2" w:val="clear"/>
+              <w:ind w:left="160" w:right="160" w:firstLine="0"/>
+              <w:rPr/>
+            </w:pPr>
+            <w:r>
+              <w:rPr>
+                <w:rFonts w:ascii="Courier New" w:cs="Courier New" w:eastAsia="Courier New" w:hAnsi="Courier New"/>
+                <w:color w:val="4a4a4a"/>
+                <w:sz w:val="16"/>
+                <w:szCs w:val="16"/>
+                <w:rtl w:val="0"/>
+              </w:rPr>
+              <w:t xml:space="preserve">    NumDays     = Duration.Days(EndDate - StartDate) + 1,</w:t>
+            </w:r>
+            <w:r>
+              <w:rPr>
+                <w:rtl w:val="0"/>
+              </w:rPr>
+            </w:r>
+          </w:p>
+          <w:p>
+            <w:pPr>
+              <w:shd w:fill="f2f2f2" w:val="clear"/>
+              <w:ind w:left="160" w:right="160" w:firstLine="0"/>
+              <w:rPr/>
+            </w:pPr>
+            <w:r>
+              <w:rPr>
+                <w:rFonts w:ascii="Courier New" w:cs="Courier New" w:eastAsia="Courier New" w:hAnsi="Courier New"/>
+                <w:color w:val="4a4a4a"/>
+                <w:sz w:val="16"/>
+                <w:szCs w:val="16"/>
+                <w:rtl w:val="0"/>
+              </w:rPr>
+              <w:t xml:space="preserve">    DateList    = List.Dates(StartDate, NumDays, #duration(1, 0, 0, 0)),</w:t>
+            </w:r>
+            <w:r>
+              <w:rPr>
+                <w:rtl w:val="0"/>
+              </w:rPr>
+            </w:r>
+          </w:p>
+          <w:p>
+            <w:pPr>
+              <w:shd w:fill="f2f2f2" w:val="clear"/>
+              <w:ind w:left="160" w:right="160" w:firstLine="0"/>
+              <w:rPr/>
+            </w:pPr>
+            <w:r>
+              <w:rPr>
+                <w:rFonts w:ascii="Courier New" w:cs="Courier New" w:eastAsia="Courier New" w:hAnsi="Courier New"/>
+                <w:color w:val="4a4a4a"/>
+                <w:sz w:val="16"/>
+                <w:szCs w:val="16"/>
+                <w:rtl w:val="0"/>
+              </w:rPr>
+              <w:t xml:space="preserve">    TableFromList = Table.FromList(DateList, Splitter.SplitByNothing(), {"Date"}),</w:t>
+            </w:r>
+            <w:r>
+              <w:rPr>
+                <w:rtl w:val="0"/>
+              </w:rPr>
+            </w:r>
+          </w:p>
+          <w:p>
+            <w:pPr>
+              <w:shd w:fill="f2f2f2" w:val="clear"/>
+              <w:ind w:left="160" w:right="160" w:firstLine="0"/>
+              <w:rPr/>
+            </w:pPr>
+            <w:r>
+              <w:rPr>
+                <w:rFonts w:ascii="Courier New" w:cs="Courier New" w:eastAsia="Courier New" w:hAnsi="Courier New"/>
+                <w:color w:val="4a4a4a"/>
+                <w:sz w:val="16"/>
+                <w:szCs w:val="16"/>
+                <w:rtl w:val="0"/>
+              </w:rPr>
+              <w:t xml:space="preserve">    ChangedType = Table.TransformColumnTypes(TableFromList, {{"Date", type date}}),</w:t>
+            </w:r>
+            <w:r>
+              <w:rPr>
+                <w:rtl w:val="0"/>
+              </w:rPr>
+            </w:r>
+          </w:p>
+          <w:p>
+            <w:pPr>
+              <w:shd w:fill="f2f2f2" w:val="clear"/>
+              <w:ind w:left="160" w:right="160" w:firstLine="0"/>
+              <w:rPr/>
+            </w:pPr>
+            <w:r>
+              <w:rPr>
+                <w:rFonts w:ascii="Courier New" w:cs="Courier New" w:eastAsia="Courier New" w:hAnsi="Courier New"/>
+                <w:color w:val="4a4a4a"/>
+                <w:sz w:val="16"/>
+                <w:szCs w:val="16"/>
+                <w:rtl w:val="0"/>
+              </w:rPr>
+              <w:t xml:space="preserve">    AddYear     = Table.AddColumn(ChangedType,  "Year",         each Date.Year([Date]),                          Int64.Type),</w:t>
+            </w:r>
+            <w:r>
+              <w:rPr>
+                <w:rtl w:val="0"/>
+              </w:rPr>
+            </w:r>
+          </w:p>
+          <w:p>
+            <w:pPr>
+              <w:shd w:fill="f2f2f2" w:val="clear"/>
+              <w:ind w:left="160" w:right="160" w:firstLine="0"/>
+              <w:rPr/>
+            </w:pPr>
+            <w:r>
+              <w:rPr>
+                <w:rFonts w:ascii="Courier New" w:cs="Courier New" w:eastAsia="Courier New" w:hAnsi="Courier New"/>
+                <w:color w:val="4a4a4a"/>
+                <w:sz w:val="16"/>
+                <w:szCs w:val="16"/>
+                <w:rtl w:val="0"/>
+              </w:rPr>
+              <w:t xml:space="preserve">    AddQuarter  = Table.AddColumn(AddYear,       "Quarter",      each "Q" &amp; Text.From(Date.QuarterOfYear([Date])), type text),</w:t>
+            </w:r>
+            <w:r>
+              <w:rPr>
+                <w:rtl w:val="0"/>
+              </w:rPr>
+            </w:r>
+          </w:p>
+          <w:p>
+            <w:pPr>
+              <w:shd w:fill="f2f2f2" w:val="clear"/>
+              <w:ind w:left="160" w:right="160" w:firstLine="0"/>
+              <w:rPr/>
+            </w:pPr>
+            <w:r>
+              <w:rPr>
+                <w:rFonts w:ascii="Courier New" w:cs="Courier New" w:eastAsia="Courier New" w:hAnsi="Courier New"/>
+                <w:color w:val="4a4a4a"/>
+                <w:sz w:val="16"/>
+                <w:szCs w:val="16"/>
+                <w:rtl w:val="0"/>
+              </w:rPr>
+              <w:t xml:space="preserve">    AddMonthNum = Table.AddColumn(AddQuarter,    "Month_Num",    each Date.Month([Date]),                         Int64.Type),</w:t>
+            </w:r>
+            <w:r>
+              <w:rPr>
+                <w:rtl w:val="0"/>
+              </w:rPr>
+            </w:r>
+          </w:p>
+          <w:p>
+            <w:pPr>
+              <w:shd w:fill="f2f2f2" w:val="clear"/>
+              <w:ind w:left="160" w:right="160" w:firstLine="0"/>
+              <w:rPr/>
+            </w:pPr>
+            <w:r>
+              <w:rPr>
+                <w:rFonts w:ascii="Courier New" w:cs="Courier New" w:eastAsia="Courier New" w:hAnsi="Courier New"/>
+                <w:color w:val="4a4a4a"/>
+                <w:sz w:val="16"/>
+                <w:szCs w:val="16"/>
+                <w:rtl w:val="0"/>
+              </w:rPr>
+              <w:t xml:space="preserve">    AddMonthName= Table.AddColumn(AddMonthNum,   "Month_Name",   each Date.ToText([Date], "MMMM"),                type text),</w:t>
+            </w:r>
+            <w:r>
+              <w:rPr>
+                <w:rtl w:val="0"/>
+              </w:rPr>
+            </w:r>
+          </w:p>
+          <w:p>
+            <w:pPr>
+              <w:shd w:fill="f2f2f2" w:val="clear"/>
+              <w:ind w:left="160" w:right="160" w:firstLine="0"/>
+              <w:rPr/>
+            </w:pPr>
+            <w:r>
+              <w:rPr>
+                <w:rFonts w:ascii="Courier New" w:cs="Courier New" w:eastAsia="Courier New" w:hAnsi="Courier New"/>
+                <w:color w:val="4a4a4a"/>
+                <w:sz w:val="16"/>
+                <w:szCs w:val="16"/>
+                <w:rtl w:val="0"/>
+              </w:rPr>
+              <w:t xml:space="preserve">    AddWeekday  = Table.AddColumn(AddMonthName,  "Weekday",      each Date.ToText([Date], "dddd"),                type text),</w:t>
+            </w:r>
+            <w:r>
+              <w:rPr>
+                <w:rtl w:val="0"/>
+              </w:rPr>
+            </w:r>
+          </w:p>
+          <w:p>
+            <w:pPr>
+              <w:shd w:fill="f2f2f2" w:val="clear"/>
+              <w:ind w:left="160" w:right="160" w:firstLine="0"/>
+              <w:rPr/>
+            </w:pPr>
+            <w:r>
+              <w:rPr>
+                <w:rFonts w:ascii="Courier New" w:cs="Courier New" w:eastAsia="Courier New" w:hAnsi="Courier New"/>
+                <w:color w:val="4a4a4a"/>
+                <w:sz w:val="16"/>
+                <w:szCs w:val="16"/>
+                <w:rtl w:val="0"/>
+              </w:rPr>
+              <w:t xml:space="preserve">    AddYearQtr  = Table.AddColumn(AddWeekday,    "Year_Quarter", each Text.From(Date.Year([Date])) &amp; " " &amp; "Q" &amp; Text.From(Date.QuarterOfYear([Date])), type text)</w:t>
+            </w:r>
+            <w:r>
+              <w:rPr>
+                <w:rtl w:val="0"/>
+              </w:rPr>
+            </w:r>
+          </w:p>
+          <w:p>
+            <w:pPr>
+              <w:shd w:fill="f2f2f2" w:val="clear"/>
+              <w:spacing w:after="80" w:lineRule="auto"/>
+              <w:ind w:left="160" w:right="160" w:firstLine="0"/>
+              <w:rPr/>
+            </w:pPr>
+            <w:r>
+              <w:rPr>
+                <w:rFonts w:ascii="Courier New" w:cs="Courier New" w:eastAsia="Courier New" w:hAnsi="Courier New"/>
+                <w:color w:val="1f4e79"/>
+                <w:sz w:val="16"/>
+                <w:szCs w:val="16"/>
+                <w:rtl w:val="0"/>
+              </w:rPr>
+              <w:t xml:space="preserve">in</w:t>
+            </w:r>
+            <w:r>
+              <w:rPr>
+                <w:rtl w:val="0"/>
+              </w:rPr>
+            </w:r>
+          </w:p>
+          <w:p>
+            <w:pPr>
+              <w:shd w:fill="f2f2f2" w:val="clear"/>
+              <w:spacing w:after="80" w:lineRule="auto"/>
+              <w:ind w:left="160" w:right="160" w:firstLine="0"/>
+              <w:rPr/>
+            </w:pPr>
+            <w:r>
+              <w:rPr>
+                <w:rFonts w:ascii="Courier New" w:cs="Courier New" w:eastAsia="Courier New" w:hAnsi="Courier New"/>
+                <w:color w:val="4a4a4a"/>
+                <w:sz w:val="16"/>
+                <w:szCs w:val="16"/>
+                <w:rtl w:val="0"/>
+              </w:rPr>
+              <w:t xml:space="preserve">    AddYearQtr</w:t>
+            </w:r>
+            <w:r>
+              <w:rPr>
+                <w:rtl w:val="0"/>
+              </w:rPr>
+            </w:r>
+          </w:p>
+          <w:p>
+            <w:pPr>
+              <w:spacing w:after="40" w:before="40" w:lineRule="auto"/>
+              <w:rPr/>
+            </w:pPr>
+            <w:r>
+              <w:rPr>
+                <w:color w:val="4a4a4a"/>
+                <w:sz w:val="18"/>
+                <w:szCs w:val="18"/>
+                <w:rtl w:val="0"/>
+              </w:rPr>
+              <w:t xml:space="preserve"> </w:t>
             </w:r>
             <w:r>
               <w:rPr>
@@ -2570,7 +2943,7 @@
               <w:rPr>
                 <w:b w:val="1"/>
                 <w:bCs w:val="1"/>
-                <w:color w:val="cc0000"/>
+                <w:color w:val="c0272d"/>
                 <w:sz w:val="18"/>
                 <w:szCs w:val="18"/>
                 <w:rtl w:val="0"/>
@@ -2720,7 +3093,7 @@
               <w:bottom w:color="e8e8e8" w:space="0" w:sz="4" w:val="single"/>
               <w:right w:color="e8e8e8" w:space="0" w:sz="4" w:val="single"/>
             </w:tcBorders>
-            <w:shd w:fill="cc0000" w:val="clear"/>
+            <w:shd w:fill="c0272d" w:val="clear"/>
             <w:tcMar>
               <w:top w:w="80.0" w:type="dxa"/>
               <w:left w:w="160.0" w:type="dxa"/>
@@ -2760,7 +3133,7 @@
               <w:bottom w:color="e8e8e8" w:space="0" w:sz="4" w:val="single"/>
               <w:right w:color="e8e8e8" w:space="0" w:sz="4" w:val="single"/>
             </w:tcBorders>
-            <w:shd w:fill="cc0000" w:val="clear"/>
+            <w:shd w:fill="c0272d" w:val="clear"/>
             <w:tcMar>
               <w:top w:w="80.0" w:type="dxa"/>
               <w:left w:w="160.0" w:type="dxa"/>
@@ -2800,7 +3173,7 @@
               <w:bottom w:color="e8e8e8" w:space="0" w:sz="4" w:val="single"/>
               <w:right w:color="e8e8e8" w:space="0" w:sz="4" w:val="single"/>
             </w:tcBorders>
-            <w:shd w:fill="cc0000" w:val="clear"/>
+            <w:shd w:fill="c0272d" w:val="clear"/>
             <w:tcMar>
               <w:top w:w="80.0" w:type="dxa"/>
               <w:left w:w="160.0" w:type="dxa"/>
@@ -2865,7 +3238,7 @@
               <w:rPr>
                 <w:b w:val="1"/>
                 <w:bCs w:val="1"/>
-                <w:color w:val="cc0000"/>
+                <w:color w:val="c0272d"/>
                 <w:sz w:val="18"/>
                 <w:szCs w:val="18"/>
                 <w:rtl w:val="0"/>
@@ -2948,7 +3321,7 @@
                 <w:szCs w:val="18"/>
                 <w:rtl w:val="0"/>
               </w:rPr>
-              <w:t xml:space="preserve">How many years each employee has worked. Active employees use TODAY(); terminated employees use exit date. Change type to Whole Number.</w:t>
+              <w:t xml:space="preserve">How many years each employee has worked. Branch on EmployeeMaster[EmployeeStatus] = "Active" (not on whether DateOfTermination is blank — some Active rows still carry an old termination date in this dataset). Active rows use TODAY(); all other statuses use DateOfTermination. Change type to Whole Number.</w:t>
             </w:r>
             <w:r>
               <w:rPr>
@@ -2990,7 +3363,7 @@
               <w:rPr>
                 <w:b w:val="1"/>
                 <w:bCs w:val="1"/>
-                <w:color w:val="cc0000"/>
+                <w:color w:val="c0272d"/>
                 <w:sz w:val="18"/>
                 <w:szCs w:val="18"/>
                 <w:rtl w:val="0"/>
@@ -3115,7 +3488,7 @@
               <w:rPr>
                 <w:b w:val="1"/>
                 <w:bCs w:val="1"/>
-                <w:color w:val="cc0000"/>
+                <w:color w:val="c0272d"/>
                 <w:sz w:val="18"/>
                 <w:szCs w:val="18"/>
                 <w:rtl w:val="0"/>
@@ -3240,7 +3613,7 @@
               <w:rPr>
                 <w:b w:val="1"/>
                 <w:bCs w:val="1"/>
-                <w:color w:val="cc0000"/>
+                <w:color w:val="c0272d"/>
                 <w:sz w:val="18"/>
                 <w:szCs w:val="18"/>
                 <w:rtl w:val="0"/>
@@ -3365,7 +3738,7 @@
               <w:rPr>
                 <w:b w:val="1"/>
                 <w:bCs w:val="1"/>
-                <w:color w:val="cc0000"/>
+                <w:color w:val="c0272d"/>
                 <w:sz w:val="18"/>
                 <w:szCs w:val="18"/>
                 <w:rtl w:val="0"/>
@@ -3448,7 +3821,7 @@
                 <w:szCs w:val="18"/>
                 <w:rtl w:val="0"/>
               </w:rPr>
-              <w:t xml:space="preserve">Binary flag: 1 = Active, 0 = Terminated. Numeric flags are more efficient than text in CALCULATE filters.</w:t>
+              <w:t xml:space="preserve">Binary flag: 1 if EmployeeMaster[EmployeeStatus] = "Active", else 0. Base this on the EmployeeStatus text, not on whether DateOfTermination is blank — a number of Active rows in this dataset still carry an old termination date, so checking the date column instead would misclassify them. Numeric flags are more efficient than text in CALCULATE filters.</w:t>
             </w:r>
             <w:r>
               <w:rPr>
@@ -3585,7 +3958,7 @@
               <w:bottom w:color="e8e8e8" w:space="0" w:sz="4" w:val="single"/>
               <w:right w:color="e8e8e8" w:space="0" w:sz="4" w:val="single"/>
             </w:tcBorders>
-            <w:shd w:fill="cc0000" w:val="clear"/>
+            <w:shd w:fill="c0272d" w:val="clear"/>
             <w:tcMar>
               <w:top w:w="80.0" w:type="dxa"/>
               <w:left w:w="160.0" w:type="dxa"/>
@@ -3625,7 +3998,7 @@
               <w:bottom w:color="e8e8e8" w:space="0" w:sz="4" w:val="single"/>
               <w:right w:color="e8e8e8" w:space="0" w:sz="4" w:val="single"/>
             </w:tcBorders>
-            <w:shd w:fill="cc0000" w:val="clear"/>
+            <w:shd w:fill="c0272d" w:val="clear"/>
             <w:tcMar>
               <w:top w:w="80.0" w:type="dxa"/>
               <w:left w:w="160.0" w:type="dxa"/>
@@ -3665,7 +4038,7 @@
               <w:bottom w:color="e8e8e8" w:space="0" w:sz="4" w:val="single"/>
               <w:right w:color="e8e8e8" w:space="0" w:sz="4" w:val="single"/>
             </w:tcBorders>
-            <w:shd w:fill="cc0000" w:val="clear"/>
+            <w:shd w:fill="c0272d" w:val="clear"/>
             <w:tcMar>
               <w:top w:w="80.0" w:type="dxa"/>
               <w:left w:w="160.0" w:type="dxa"/>
@@ -3730,7 +4103,7 @@
               <w:rPr>
                 <w:b w:val="1"/>
                 <w:bCs w:val="1"/>
-                <w:color w:val="cc0000"/>
+                <w:color w:val="c0272d"/>
                 <w:sz w:val="18"/>
                 <w:szCs w:val="18"/>
                 <w:rtl w:val="0"/>
@@ -3813,7 +4186,7 @@
                 <w:szCs w:val="18"/>
                 <w:rtl w:val="0"/>
               </w:rPr>
-              <w:t xml:space="preserve">Total employee records. Baseline KPI. Changes when a Department or Year slicer is applied.</w:t>
+              <w:t xml:space="preserve">Total employee records. Baseline KPI. Changes when a DepartmentType or Year slicer is applied.</w:t>
             </w:r>
             <w:r>
               <w:rPr>
@@ -3855,7 +4228,7 @@
               <w:rPr>
                 <w:b w:val="1"/>
                 <w:bCs w:val="1"/>
-                <w:color w:val="cc0000"/>
+                <w:color w:val="c0272d"/>
                 <w:sz w:val="18"/>
                 <w:szCs w:val="18"/>
                 <w:rtl w:val="0"/>
@@ -3980,7 +4353,7 @@
               <w:rPr>
                 <w:b w:val="1"/>
                 <w:bCs w:val="1"/>
-                <w:color w:val="cc0000"/>
+                <w:color w:val="c0272d"/>
                 <w:sz w:val="18"/>
                 <w:szCs w:val="18"/>
                 <w:rtl w:val="0"/>
@@ -4105,7 +4478,7 @@
               <w:rPr>
                 <w:b w:val="1"/>
                 <w:bCs w:val="1"/>
-                <w:color w:val="cc0000"/>
+                <w:color w:val="c0272d"/>
                 <w:sz w:val="18"/>
                 <w:szCs w:val="18"/>
                 <w:rtl w:val="0"/>
@@ -4188,7 +4561,7 @@
                 <w:szCs w:val="18"/>
                 <w:rtl w:val="0"/>
               </w:rPr>
-              <w:t xml:space="preserve">Average salary in the current filter context. Changes automatically when Department slicer is applied.</w:t>
+              <w:t xml:space="preserve">Average salary in the current filter context. Changes automatically when DepartmentType slicer is applied.</w:t>
             </w:r>
             <w:r>
               <w:rPr>
@@ -4230,7 +4603,7 @@
               <w:rPr>
                 <w:b w:val="1"/>
                 <w:bCs w:val="1"/>
-                <w:color w:val="cc0000"/>
+                <w:color w:val="c0272d"/>
                 <w:sz w:val="18"/>
                 <w:szCs w:val="18"/>
                 <w:rtl w:val="0"/>
@@ -4355,7 +4728,7 @@
               <w:rPr>
                 <w:b w:val="1"/>
                 <w:bCs w:val="1"/>
-                <w:color w:val="cc0000"/>
+                <w:color w:val="c0272d"/>
                 <w:sz w:val="18"/>
                 <w:szCs w:val="18"/>
                 <w:rtl w:val="0"/>
@@ -4480,7 +4853,7 @@
               <w:rPr>
                 <w:b w:val="1"/>
                 <w:bCs w:val="1"/>
-                <w:color w:val="cc0000"/>
+                <w:color w:val="c0272d"/>
                 <w:sz w:val="18"/>
                 <w:szCs w:val="18"/>
                 <w:rtl w:val="0"/>
@@ -4605,7 +4978,7 @@
               <w:rPr>
                 <w:b w:val="1"/>
                 <w:bCs w:val="1"/>
-                <w:color w:val="cc0000"/>
+                <w:color w:val="c0272d"/>
                 <w:sz w:val="18"/>
                 <w:szCs w:val="18"/>
                 <w:rtl w:val="0"/>
@@ -4762,7 +5135,7 @@
               <w:bottom w:color="e8e8e8" w:space="0" w:sz="4" w:val="single"/>
               <w:right w:color="e8e8e8" w:space="0" w:sz="4" w:val="single"/>
             </w:tcBorders>
-            <w:shd w:fill="cc0000" w:val="clear"/>
+            <w:shd w:fill="c0272d" w:val="clear"/>
             <w:tcMar>
               <w:top w:w="80.0" w:type="dxa"/>
               <w:left w:w="160.0" w:type="dxa"/>
@@ -4802,7 +5175,7 @@
               <w:bottom w:color="e8e8e8" w:space="0" w:sz="4" w:val="single"/>
               <w:right w:color="e8e8e8" w:space="0" w:sz="4" w:val="single"/>
             </w:tcBorders>
-            <w:shd w:fill="cc0000" w:val="clear"/>
+            <w:shd w:fill="c0272d" w:val="clear"/>
             <w:tcMar>
               <w:top w:w="80.0" w:type="dxa"/>
               <w:left w:w="160.0" w:type="dxa"/>
@@ -4867,7 +5240,7 @@
               <w:rPr>
                 <w:b w:val="1"/>
                 <w:bCs w:val="1"/>
-                <w:color w:val="cc0000"/>
+                <w:color w:val="c0272d"/>
                 <w:sz w:val="18"/>
                 <w:szCs w:val="18"/>
                 <w:rtl w:val="0"/>
@@ -4911,7 +5284,7 @@
                 <w:szCs w:val="18"/>
                 <w:rtl w:val="0"/>
               </w:rPr>
-              <w:t xml:space="preserve">Understand Quick Measures: Right-click '_Measures' → Quick Measure. Select 'Average per category' → Base Value: Salary → Category: Department. Power BI auto-generates a DAX measure. Study the generated formula — observe that it uses AVERAGEX + VALUES(). This is how Quick Measures work internally. Delete this measure after studying it.</w:t>
+              <w:t xml:space="preserve">Understand Quick Measures: Right-click '_Measures' → Quick Measure. Select 'Average per category' → Base Value: Salary → Category: DepartmentType. Power BI auto-generates a DAX measure. Study the generated formula — observe that it uses AVERAGEX + VALUES(). This is how Quick Measures work internally. Delete this measure after studying it.</w:t>
             </w:r>
             <w:r>
               <w:rPr>
@@ -4953,7 +5326,7 @@
               <w:rPr>
                 <w:b w:val="1"/>
                 <w:bCs w:val="1"/>
-                <w:color w:val="cc0000"/>
+                <w:color w:val="c0272d"/>
                 <w:sz w:val="18"/>
                 <w:szCs w:val="18"/>
                 <w:rtl w:val="0"/>
@@ -5039,7 +5412,7 @@
               <w:rPr>
                 <w:b w:val="1"/>
                 <w:bCs w:val="1"/>
-                <w:color w:val="cc0000"/>
+                <w:color w:val="c0272d"/>
                 <w:sz w:val="18"/>
                 <w:szCs w:val="18"/>
                 <w:rtl w:val="0"/>
@@ -5125,7 +5498,7 @@
               <w:rPr>
                 <w:b w:val="1"/>
                 <w:bCs w:val="1"/>
-                <w:color w:val="cc0000"/>
+                <w:color w:val="c0272d"/>
                 <w:sz w:val="18"/>
                 <w:szCs w:val="18"/>
                 <w:rtl w:val="0"/>
@@ -5168,7 +5541,7 @@
                 <w:szCs w:val="18"/>
                 <w:rtl w:val="0"/>
               </w:rPr>
-              <w:t xml:space="preserve">Understand Filter Context by testing: add a Table visual with Department + Active_Headcount + Avg_Salary. Note that each row shows a DIFFERENT value — each row creates its own filter context (Department = X), and the measures recalculate for that context. This is filter context in action. Explain this in your video.</w:t>
+              <w:t xml:space="preserve">Understand Filter Context by testing: add a Table visual with DepartmentType + Active_Headcount + Avg_Salary. Note that each row shows a DIFFERENT value — each row creates its own filter context (DepartmentType = X), and the measures recalculate for that context. This is filter context in action. Explain this in your video.</w:t>
             </w:r>
             <w:r>
               <w:rPr>
@@ -5210,7 +5583,7 @@
               <w:rPr>
                 <w:b w:val="1"/>
                 <w:bCs w:val="1"/>
-                <w:color w:val="cc0000"/>
+                <w:color w:val="c0272d"/>
                 <w:sz w:val="18"/>
                 <w:szCs w:val="18"/>
                 <w:rtl w:val="0"/>
@@ -5254,7 +5627,7 @@
                 <w:szCs w:val="18"/>
                 <w:rtl w:val="0"/>
               </w:rPr>
-              <w:t xml:space="preserve">Create Bench_Utilisation_%: New Measure → Bench_Utilisation_% = DIVIDE(CALCULATE([Active_Headcount], EmployeeMaster[EmploymentStatus] = "Active", EmployeeMaster[PerformanceScore] = "Needs Improvement"), [Active_Headcount], 0). This simulates a bench utilisation metric — employees active but underperforming as a % of total.</w:t>
+              <w:t xml:space="preserve">Create Bench_Utilisation_%: New Measure → Bench_Utilisation_% = DIVIDE(CALCULATE([Active_Headcount], EmployeeMaster[EmployeeStatus] = "Active", EmployeeMaster[Performance Score] = "Needs Improvement"), [Active_Headcount], 0). This simulates a bench utilisation metric — employees active but underperforming as a % of total.</w:t>
             </w:r>
             <w:r>
               <w:rPr>
@@ -5330,7 +5703,7 @@
               <w:bottom w:color="e8e8e8" w:space="0" w:sz="4" w:val="single"/>
               <w:right w:color="e8e8e8" w:space="0" w:sz="4" w:val="single"/>
             </w:tcBorders>
-            <w:shd w:fill="cc0000" w:val="clear"/>
+            <w:shd w:fill="c0272d" w:val="clear"/>
             <w:tcMar>
               <w:top w:w="80.0" w:type="dxa"/>
               <w:left w:w="160.0" w:type="dxa"/>
@@ -5370,7 +5743,7 @@
               <w:bottom w:color="e8e8e8" w:space="0" w:sz="4" w:val="single"/>
               <w:right w:color="e8e8e8" w:space="0" w:sz="4" w:val="single"/>
             </w:tcBorders>
-            <w:shd w:fill="cc0000" w:val="clear"/>
+            <w:shd w:fill="c0272d" w:val="clear"/>
             <w:tcMar>
               <w:top w:w="80.0" w:type="dxa"/>
               <w:left w:w="160.0" w:type="dxa"/>
@@ -5410,7 +5783,7 @@
               <w:bottom w:color="e8e8e8" w:space="0" w:sz="4" w:val="single"/>
               <w:right w:color="e8e8e8" w:space="0" w:sz="4" w:val="single"/>
             </w:tcBorders>
-            <w:shd w:fill="cc0000" w:val="clear"/>
+            <w:shd w:fill="c0272d" w:val="clear"/>
             <w:tcMar>
               <w:top w:w="80.0" w:type="dxa"/>
               <w:left w:w="160.0" w:type="dxa"/>
@@ -5475,7 +5848,7 @@
               <w:rPr>
                 <w:b w:val="1"/>
                 <w:bCs w:val="1"/>
-                <w:color w:val="cc0000"/>
+                <w:color w:val="c0272d"/>
                 <w:sz w:val="18"/>
                 <w:szCs w:val="18"/>
                 <w:rtl w:val="0"/>
@@ -5600,7 +5973,7 @@
               <w:rPr>
                 <w:b w:val="1"/>
                 <w:bCs w:val="1"/>
-                <w:color w:val="cc0000"/>
+                <w:color w:val="c0272d"/>
                 <w:sz w:val="18"/>
                 <w:szCs w:val="18"/>
                 <w:rtl w:val="0"/>
@@ -5725,7 +6098,7 @@
               <w:rPr>
                 <w:b w:val="1"/>
                 <w:bCs w:val="1"/>
-                <w:color w:val="cc0000"/>
+                <w:color w:val="c0272d"/>
                 <w:sz w:val="18"/>
                 <w:szCs w:val="18"/>
                 <w:rtl w:val="0"/>
@@ -5850,7 +6223,7 @@
               <w:rPr>
                 <w:b w:val="1"/>
                 <w:bCs w:val="1"/>
-                <w:color w:val="cc0000"/>
+                <w:color w:val="c0272d"/>
                 <w:sz w:val="18"/>
                 <w:szCs w:val="18"/>
                 <w:rtl w:val="0"/>
@@ -5975,7 +6348,7 @@
               <w:rPr>
                 <w:b w:val="1"/>
                 <w:bCs w:val="1"/>
-                <w:color w:val="cc0000"/>
+                <w:color w:val="c0272d"/>
                 <w:sz w:val="18"/>
                 <w:szCs w:val="18"/>
                 <w:rtl w:val="0"/>
@@ -6100,7 +6473,7 @@
               <w:rPr>
                 <w:b w:val="1"/>
                 <w:bCs w:val="1"/>
-                <w:color w:val="cc0000"/>
+                <w:color w:val="c0272d"/>
                 <w:sz w:val="18"/>
                 <w:szCs w:val="18"/>
                 <w:rtl w:val="0"/>
@@ -6288,7 +6661,7 @@
               <w:bottom w:color="e8e8e8" w:space="0" w:sz="4" w:val="single"/>
               <w:right w:color="e8e8e8" w:space="0" w:sz="4" w:val="single"/>
             </w:tcBorders>
-            <w:shd w:fill="cc0000" w:val="clear"/>
+            <w:shd w:fill="c0272d" w:val="clear"/>
             <w:tcMar>
               <w:top w:w="80.0" w:type="dxa"/>
               <w:left w:w="160.0" w:type="dxa"/>
@@ -6328,7 +6701,7 @@
               <w:bottom w:color="e8e8e8" w:space="0" w:sz="4" w:val="single"/>
               <w:right w:color="e8e8e8" w:space="0" w:sz="4" w:val="single"/>
             </w:tcBorders>
-            <w:shd w:fill="cc0000" w:val="clear"/>
+            <w:shd w:fill="c0272d" w:val="clear"/>
             <w:tcMar>
               <w:top w:w="80.0" w:type="dxa"/>
               <w:left w:w="160.0" w:type="dxa"/>
@@ -6368,7 +6741,7 @@
               <w:bottom w:color="e8e8e8" w:space="0" w:sz="4" w:val="single"/>
               <w:right w:color="e8e8e8" w:space="0" w:sz="4" w:val="single"/>
             </w:tcBorders>
-            <w:shd w:fill="cc0000" w:val="clear"/>
+            <w:shd w:fill="c0272d" w:val="clear"/>
             <w:tcMar>
               <w:top w:w="80.0" w:type="dxa"/>
               <w:left w:w="160.0" w:type="dxa"/>
@@ -6433,7 +6806,7 @@
               <w:rPr>
                 <w:b w:val="1"/>
                 <w:bCs w:val="1"/>
-                <w:color w:val="cc0000"/>
+                <w:color w:val="c0272d"/>
                 <w:sz w:val="18"/>
                 <w:szCs w:val="18"/>
                 <w:rtl w:val="0"/>
@@ -6558,7 +6931,7 @@
               <w:rPr>
                 <w:b w:val="1"/>
                 <w:bCs w:val="1"/>
-                <w:color w:val="cc0000"/>
+                <w:color w:val="c0272d"/>
                 <w:sz w:val="18"/>
                 <w:szCs w:val="18"/>
                 <w:rtl w:val="0"/>
@@ -6641,7 +7014,7 @@
                 <w:szCs w:val="18"/>
                 <w:rtl w:val="0"/>
               </w:rPr>
-              <w:t xml:space="preserve">Each department’s headcount as % of firm total. In a bar chart filtered by Department, shows each dept’s relative size. Format as Percentage.</w:t>
+              <w:t xml:space="preserve">Each department’s headcount as % of firm total. In a bar chart filtered by DepartmentType, shows each dept’s relative size. Format as Percentage.</w:t>
             </w:r>
             <w:r>
               <w:rPr>
@@ -6683,7 +7056,7 @@
               <w:rPr>
                 <w:b w:val="1"/>
                 <w:bCs w:val="1"/>
-                <w:color w:val="cc0000"/>
+                <w:color w:val="c0272d"/>
                 <w:sz w:val="18"/>
                 <w:szCs w:val="18"/>
                 <w:rtl w:val="0"/>
@@ -6808,7 +7181,7 @@
               <w:rPr>
                 <w:b w:val="1"/>
                 <w:bCs w:val="1"/>
-                <w:color w:val="cc0000"/>
+                <w:color w:val="c0272d"/>
                 <w:sz w:val="18"/>
                 <w:szCs w:val="18"/>
                 <w:rtl w:val="0"/>
@@ -6891,7 +7264,7 @@
                 <w:szCs w:val="18"/>
                 <w:rtl w:val="0"/>
               </w:rPr>
-              <w:t xml:space="preserve">Calculated Column. Compares each employee’s individual salary to the [Avg_Salary] measure. Demonstrates using a Measure inside a Calculated Column (measure is evaluated in the row context of the column).</w:t>
+              <w:t xml:space="preserve">Calculated Column. Compares each employee’s individual salary to the firm-wide average. Important: referencing [Avg_Salary] directly inside a calculated column triggers context transition — the measure collapses to the current row, so it returns that employee’s own salary instead of the firm average, and the comparison is always false. Use Above_Avg_Salary_Flag = IF(EmployeeMaster[Salary] &gt; CALCULATE([Avg_Salary], ALL(EmployeeMaster)), 1, 0) — wrapping CALCULATE with ALL(EmployeeMaster) removes the row filter so [Avg_Salary] evaluates over the whole table.</w:t>
             </w:r>
             <w:r>
               <w:rPr>
@@ -6933,7 +7306,7 @@
               <w:rPr>
                 <w:b w:val="1"/>
                 <w:bCs w:val="1"/>
-                <w:color w:val="cc0000"/>
+                <w:color w:val="c0272d"/>
                 <w:sz w:val="18"/>
                 <w:szCs w:val="18"/>
                 <w:rtl w:val="0"/>
@@ -7058,7 +7431,7 @@
               <w:rPr>
                 <w:b w:val="1"/>
                 <w:bCs w:val="1"/>
-                <w:color w:val="cc0000"/>
+                <w:color w:val="c0272d"/>
                 <w:sz w:val="18"/>
                 <w:szCs w:val="18"/>
                 <w:rtl w:val="0"/>
@@ -7186,7 +7559,7 @@
           <w:color w:val="000000"/>
           <w:rtl w:val="0"/>
         </w:rPr>
-        <w:t xml:space="preserve">Time Intelligence functions require DimDate to be marked as a Date Table and the active DimDate → EmployeeMaster[DateofHire] relationship to exist.</w:t>
+        <w:t xml:space="preserve">Time Intelligence functions require DimDate to be marked as a Date Table. Hiring measures (YTD_New_Hires, New_Hires_SPLY, New_Hires_YoY_%, Hires_Prior_3M) use the active DimDate → EmployeeMaster[DateOfJoining] relationship and work automatically. The attrition measure (Attrition_Rate_YTD) needs DateOfTermination instead, which is the inactive relationship — that measure must call USERELATIONSHIP(DimDate[Date], EmployeeMaster[DateOfTermination]) inside its CALCULATE to switch which relationship is active for that calculation only.</w:t>
       </w:r>
       <w:r>
         <w:rPr>
@@ -7247,7 +7620,7 @@
               <w:bottom w:color="e8e8e8" w:space="0" w:sz="4" w:val="single"/>
               <w:right w:color="e8e8e8" w:space="0" w:sz="4" w:val="single"/>
             </w:tcBorders>
-            <w:shd w:fill="cc0000" w:val="clear"/>
+            <w:shd w:fill="c0272d" w:val="clear"/>
             <w:tcMar>
               <w:top w:w="80.0" w:type="dxa"/>
               <w:left w:w="160.0" w:type="dxa"/>
@@ -7287,7 +7660,7 @@
               <w:bottom w:color="e8e8e8" w:space="0" w:sz="4" w:val="single"/>
               <w:right w:color="e8e8e8" w:space="0" w:sz="4" w:val="single"/>
             </w:tcBorders>
-            <w:shd w:fill="cc0000" w:val="clear"/>
+            <w:shd w:fill="c0272d" w:val="clear"/>
             <w:tcMar>
               <w:top w:w="80.0" w:type="dxa"/>
               <w:left w:w="160.0" w:type="dxa"/>
@@ -7327,7 +7700,7 @@
               <w:bottom w:color="e8e8e8" w:space="0" w:sz="4" w:val="single"/>
               <w:right w:color="e8e8e8" w:space="0" w:sz="4" w:val="single"/>
             </w:tcBorders>
-            <w:shd w:fill="cc0000" w:val="clear"/>
+            <w:shd w:fill="c0272d" w:val="clear"/>
             <w:tcMar>
               <w:top w:w="80.0" w:type="dxa"/>
               <w:left w:w="160.0" w:type="dxa"/>
@@ -7392,7 +7765,7 @@
               <w:rPr>
                 <w:b w:val="1"/>
                 <w:bCs w:val="1"/>
-                <w:color w:val="cc0000"/>
+                <w:color w:val="c0272d"/>
                 <w:sz w:val="18"/>
                 <w:szCs w:val="18"/>
                 <w:rtl w:val="0"/>
@@ -7517,7 +7890,7 @@
               <w:rPr>
                 <w:b w:val="1"/>
                 <w:bCs w:val="1"/>
-                <w:color w:val="cc0000"/>
+                <w:color w:val="c0272d"/>
                 <w:sz w:val="18"/>
                 <w:szCs w:val="18"/>
                 <w:rtl w:val="0"/>
@@ -7600,7 +7973,7 @@
                 <w:szCs w:val="18"/>
                 <w:rtl w:val="0"/>
               </w:rPr>
-              <w:t xml:space="preserve">Ranks departments by average salary from highest (rank 1) to lowest. ALL(EmployeeMaster[Department]) provides the full department list to rank against, ignoring active filters.</w:t>
+              <w:t xml:space="preserve">Ranks departments by average salary from highest (rank 1) to lowest. ALL(EmployeeMaster[DepartmentType]) provides the full department list to rank against, ignoring active filters.</w:t>
             </w:r>
             <w:r>
               <w:rPr>
@@ -7642,7 +8015,7 @@
               <w:rPr>
                 <w:b w:val="1"/>
                 <w:bCs w:val="1"/>
-                <w:color w:val="cc0000"/>
+                <w:color w:val="c0272d"/>
                 <w:sz w:val="18"/>
                 <w:szCs w:val="18"/>
                 <w:rtl w:val="0"/>
@@ -7767,7 +8140,7 @@
               <w:rPr>
                 <w:b w:val="1"/>
                 <w:bCs w:val="1"/>
-                <w:color w:val="cc0000"/>
+                <w:color w:val="c0272d"/>
                 <w:sz w:val="18"/>
                 <w:szCs w:val="18"/>
                 <w:rtl w:val="0"/>
@@ -7892,7 +8265,7 @@
               <w:rPr>
                 <w:b w:val="1"/>
                 <w:bCs w:val="1"/>
-                <w:color w:val="cc0000"/>
+                <w:color w:val="c0272d"/>
                 <w:sz w:val="18"/>
                 <w:szCs w:val="18"/>
                 <w:rtl w:val="0"/>
@@ -8017,7 +8390,7 @@
               <w:rPr>
                 <w:b w:val="1"/>
                 <w:bCs w:val="1"/>
-                <w:color w:val="cc0000"/>
+                <w:color w:val="c0272d"/>
                 <w:sz w:val="18"/>
                 <w:szCs w:val="18"/>
                 <w:rtl w:val="0"/>
@@ -8142,7 +8515,7 @@
               <w:rPr>
                 <w:b w:val="1"/>
                 <w:bCs w:val="1"/>
-                <w:color w:val="cc0000"/>
+                <w:color w:val="c0272d"/>
                 <w:sz w:val="18"/>
                 <w:szCs w:val="18"/>
                 <w:rtl w:val="0"/>
@@ -8267,7 +8640,7 @@
               <w:rPr>
                 <w:b w:val="1"/>
                 <w:bCs w:val="1"/>
-                <w:color w:val="cc0000"/>
+                <w:color w:val="c0272d"/>
                 <w:sz w:val="18"/>
                 <w:szCs w:val="18"/>
                 <w:rtl w:val="0"/>
@@ -8345,12 +8718,13 @@
             </w:pPr>
             <w:r>
               <w:rPr>
-                <w:color w:val="4a4a4a"/>
-                <w:sz w:val="18"/>
-                <w:szCs w:val="18"/>
-                <w:rtl w:val="0"/>
-              </w:rPr>
-              <w:t xml:space="preserve">Capstone Time Intelligence measure. Combines TOTALYTD + CALCULATE + DIVIDE. YTD attrition as % of total headcount. Format as Percentage.</w:t>
+                <w:rFonts w:ascii="Arial Unicode MS" w:cs="Arial Unicode MS" w:eastAsia="Arial Unicode MS" w:hAnsi="Arial Unicode MS"/>
+                <w:color w:val="4a4a4a"/>
+                <w:sz w:val="18"/>
+                <w:szCs w:val="18"/>
+                <w:rtl w:val="0"/>
+              </w:rPr>
+              <w:t xml:space="preserve">Capstone Time Intelligence measure. Combines TOTALYTD + CALCULATE + DIVIDE + USERELATIONSHIP. YTD attrition as % of total headcount. Because DimDate[Date] → EmployeeMaster[DateOfTermination] is the inactive relationship, the formula must explicitly activate it with USERELATIONSHIP(DimDate[Date], EmployeeMaster[DateOfTermination]) inside the CALCULATE — without this, TOTALYTD silently filters by DateOfJoining instead and the result will not represent attrition. Format as Percentage.</w:t>
             </w:r>
             <w:r>
               <w:rPr>
@@ -8424,7 +8798,7 @@
               <w:bottom w:color="e8e8e8" w:space="0" w:sz="4" w:val="single"/>
               <w:right w:color="e8e8e8" w:space="0" w:sz="4" w:val="single"/>
             </w:tcBorders>
-            <w:shd w:fill="cc0000" w:val="clear"/>
+            <w:shd w:fill="c0272d" w:val="clear"/>
             <w:tcMar>
               <w:top w:w="80.0" w:type="dxa"/>
               <w:left w:w="160.0" w:type="dxa"/>
@@ -8464,7 +8838,7 @@
               <w:bottom w:color="e8e8e8" w:space="0" w:sz="4" w:val="single"/>
               <w:right w:color="e8e8e8" w:space="0" w:sz="4" w:val="single"/>
             </w:tcBorders>
-            <w:shd w:fill="cc0000" w:val="clear"/>
+            <w:shd w:fill="c0272d" w:val="clear"/>
             <w:tcMar>
               <w:top w:w="80.0" w:type="dxa"/>
               <w:left w:w="160.0" w:type="dxa"/>
@@ -8529,7 +8903,7 @@
               <w:rPr>
                 <w:b w:val="1"/>
                 <w:bCs w:val="1"/>
-                <w:color w:val="cc0000"/>
+                <w:color w:val="c0272d"/>
                 <w:sz w:val="18"/>
                 <w:szCs w:val="18"/>
                 <w:rtl w:val="0"/>
@@ -8615,7 +8989,7 @@
               <w:rPr>
                 <w:b w:val="1"/>
                 <w:bCs w:val="1"/>
-                <w:color w:val="cc0000"/>
+                <w:color w:val="c0272d"/>
                 <w:sz w:val="18"/>
                 <w:szCs w:val="18"/>
                 <w:rtl w:val="0"/>
@@ -8700,7 +9074,7 @@
               <w:rPr>
                 <w:b w:val="1"/>
                 <w:bCs w:val="1"/>
-                <w:color w:val="cc0000"/>
+                <w:color w:val="c0272d"/>
                 <w:sz w:val="18"/>
                 <w:szCs w:val="18"/>
                 <w:rtl w:val="0"/>
@@ -8785,7 +9159,7 @@
               <w:rPr>
                 <w:b w:val="1"/>
                 <w:bCs w:val="1"/>
-                <w:color w:val="cc0000"/>
+                <w:color w:val="c0272d"/>
                 <w:sz w:val="18"/>
                 <w:szCs w:val="18"/>
                 <w:rtl w:val="0"/>
@@ -8904,7 +9278,7 @@
               <w:bottom w:color="e8e8e8" w:space="0" w:sz="4" w:val="single"/>
               <w:right w:color="e8e8e8" w:space="0" w:sz="4" w:val="single"/>
             </w:tcBorders>
-            <w:shd w:fill="cc0000" w:val="clear"/>
+            <w:shd w:fill="c0272d" w:val="clear"/>
             <w:tcMar>
               <w:top w:w="80.0" w:type="dxa"/>
               <w:left w:w="160.0" w:type="dxa"/>
@@ -8944,7 +9318,7 @@
               <w:bottom w:color="e8e8e8" w:space="0" w:sz="4" w:val="single"/>
               <w:right w:color="e8e8e8" w:space="0" w:sz="4" w:val="single"/>
             </w:tcBorders>
-            <w:shd w:fill="cc0000" w:val="clear"/>
+            <w:shd w:fill="c0272d" w:val="clear"/>
             <w:tcMar>
               <w:top w:w="80.0" w:type="dxa"/>
               <w:left w:w="160.0" w:type="dxa"/>
@@ -8984,7 +9358,7 @@
               <w:bottom w:color="e8e8e8" w:space="0" w:sz="4" w:val="single"/>
               <w:right w:color="e8e8e8" w:space="0" w:sz="4" w:val="single"/>
             </w:tcBorders>
-            <w:shd w:fill="cc0000" w:val="clear"/>
+            <w:shd w:fill="c0272d" w:val="clear"/>
             <w:tcMar>
               <w:top w:w="80.0" w:type="dxa"/>
               <w:left w:w="160.0" w:type="dxa"/>
@@ -9049,7 +9423,7 @@
               <w:rPr>
                 <w:b w:val="1"/>
                 <w:bCs w:val="1"/>
-                <w:color w:val="cc0000"/>
+                <w:color w:val="c0272d"/>
                 <w:sz w:val="18"/>
                 <w:szCs w:val="18"/>
                 <w:rtl w:val="0"/>
@@ -9133,7 +9507,7 @@
                 <w:szCs w:val="18"/>
                 <w:rtl w:val="0"/>
               </w:rPr>
-              <w:t xml:space="preserve">Clustered Bar Chart → Y: Department → X: Active_Headcount. Sort descending. Add data labels. Title: 'Active Headcount by Department'.</w:t>
+              <w:t xml:space="preserve">Clustered Bar Chart → Y: DepartmentType → X: Active_Headcount. Sort descending. Add data labels. Title: 'Active Headcount by Department'.</w:t>
             </w:r>
             <w:r>
               <w:rPr>
@@ -9175,7 +9549,7 @@
               <w:rPr>
                 <w:b w:val="1"/>
                 <w:bCs w:val="1"/>
-                <w:color w:val="cc0000"/>
+                <w:color w:val="c0272d"/>
                 <w:sz w:val="18"/>
                 <w:szCs w:val="18"/>
                 <w:rtl w:val="0"/>
@@ -9259,7 +9633,7 @@
                 <w:szCs w:val="18"/>
                 <w:rtl w:val="0"/>
               </w:rPr>
-              <w:t xml:space="preserve">Clustered Bar Chart → Y: Department → X: Avg_Salary. Add reference line at firm average. Title: 'Average Salary by Department'. Add Salary_Rank_Dept as tooltip.</w:t>
+              <w:t xml:space="preserve">Clustered Bar Chart → Y: DepartmentType → X: Avg_Salary. Add reference line at firm average. Title: 'Average Salary by Department'. Add Salary_Rank_Dept as tooltip.</w:t>
             </w:r>
             <w:r>
               <w:rPr>
@@ -9301,7 +9675,7 @@
               <w:rPr>
                 <w:b w:val="1"/>
                 <w:bCs w:val="1"/>
-                <w:color w:val="cc0000"/>
+                <w:color w:val="c0272d"/>
                 <w:sz w:val="18"/>
                 <w:szCs w:val="18"/>
                 <w:rtl w:val="0"/>
@@ -9385,7 +9759,7 @@
                 <w:szCs w:val="18"/>
                 <w:rtl w:val="0"/>
               </w:rPr>
-              <w:t xml:space="preserve">Clustered Column → X: Year (DimDate) → Values: COUNTROWS + New_Hires_SPLY as second series. Title: 'Annual Hiring vs Same Period Last Year'.</w:t>
+              <w:t xml:space="preserve">Clustered Column → X: Year (DimDate) → Values: Total_Headcount + New_Hires_SPLY as second series. With Year from DimDate on the axis, Total_Headcount is filtered to that year’s new hires via the active DateOfJoining relationship, giving a true current-year-vs-prior-year comparison. Title: 'Annual Hiring vs Same Period Last Year'.</w:t>
             </w:r>
             <w:r>
               <w:rPr>
@@ -9427,7 +9801,7 @@
               <w:rPr>
                 <w:b w:val="1"/>
                 <w:bCs w:val="1"/>
-                <w:color w:val="cc0000"/>
+                <w:color w:val="c0272d"/>
                 <w:sz w:val="18"/>
                 <w:szCs w:val="18"/>
                 <w:rtl w:val="0"/>
@@ -9553,7 +9927,7 @@
               <w:rPr>
                 <w:b w:val="1"/>
                 <w:bCs w:val="1"/>
-                <w:color w:val="cc0000"/>
+                <w:color w:val="c0272d"/>
                 <w:sz w:val="18"/>
                 <w:szCs w:val="18"/>
                 <w:rtl w:val="0"/>
@@ -9679,7 +10053,7 @@
               <w:rPr>
                 <w:b w:val="1"/>
                 <w:bCs w:val="1"/>
-                <w:color w:val="cc0000"/>
+                <w:color w:val="c0272d"/>
                 <w:sz w:val="18"/>
                 <w:szCs w:val="18"/>
                 <w:rtl w:val="0"/>
@@ -9763,7 +10137,7 @@
                 <w:szCs w:val="18"/>
                 <w:rtl w:val="0"/>
               </w:rPr>
-              <w:t xml:space="preserve">Matrix → Rows: Department → Columns: Performance_Label → Values: Active_Headcount. Add data bars. Title: 'Performance Distribution by Department'.</w:t>
+              <w:t xml:space="preserve">Matrix → Rows: DepartmentType → Columns: Performance_Label → Values: Active_Headcount. Add data bars. Title: 'Performance Distribution by Department'.</w:t>
             </w:r>
             <w:r>
               <w:rPr>
@@ -9805,7 +10179,7 @@
               <w:rPr>
                 <w:b w:val="1"/>
                 <w:bCs w:val="1"/>
-                <w:color w:val="cc0000"/>
+                <w:color w:val="c0272d"/>
                 <w:sz w:val="18"/>
                 <w:szCs w:val="18"/>
                 <w:rtl w:val="0"/>
@@ -9889,7 +10263,7 @@
                 <w:szCs w:val="18"/>
                 <w:rtl w:val="0"/>
               </w:rPr>
-              <w:t xml:space="preserve">Table → Columns: Department, Active_Headcount, Avg_Salary, Salary_Rank_Dept, High_Performer_%. Sort by Salary_Rank_Dept ascending. Title: 'Department Salary &amp; Performance Ranking'.</w:t>
+              <w:t xml:space="preserve">Table → Columns: DepartmentType, Active_Headcount, Avg_Salary, Salary_Rank_Dept, High_Performer_%. Sort by Salary_Rank_Dept ascending. Title: 'Department Salary &amp; Performance Ranking'.</w:t>
             </w:r>
             <w:r>
               <w:rPr>
@@ -9931,7 +10305,7 @@
               <w:rPr>
                 <w:b w:val="1"/>
                 <w:bCs w:val="1"/>
-                <w:color w:val="cc0000"/>
+                <w:color w:val="c0272d"/>
                 <w:sz w:val="18"/>
                 <w:szCs w:val="18"/>
                 <w:rtl w:val="0"/>
@@ -10015,7 +10389,7 @@
                 <w:szCs w:val="18"/>
                 <w:rtl w:val="0"/>
               </w:rPr>
-              <w:t xml:space="preserve">Titles: bold 12 pt #4A4A4A. Data labels: 10 pt. Primary bars: Red #CC0000. All visuals aligned with Format → Align. Snap to Grid enabled.</w:t>
+              <w:t xml:space="preserve">Titles: bold 12 pt #4A4A4A. Data labels: 10 pt. Primary bars: Red #C0272D. All visuals aligned with Format → Align. Snap to Grid enabled.</w:t>
             </w:r>
             <w:r>
               <w:rPr>
@@ -10091,7 +10465,7 @@
               <w:bottom w:color="e8e8e8" w:space="0" w:sz="4" w:val="single"/>
               <w:right w:color="e8e8e8" w:space="0" w:sz="4" w:val="single"/>
             </w:tcBorders>
-            <w:shd w:fill="cc0000" w:val="clear"/>
+            <w:shd w:fill="c0272d" w:val="clear"/>
             <w:tcMar>
               <w:top w:w="80.0" w:type="dxa"/>
               <w:left w:w="160.0" w:type="dxa"/>
@@ -10131,7 +10505,7 @@
               <w:bottom w:color="e8e8e8" w:space="0" w:sz="4" w:val="single"/>
               <w:right w:color="e8e8e8" w:space="0" w:sz="4" w:val="single"/>
             </w:tcBorders>
-            <w:shd w:fill="cc0000" w:val="clear"/>
+            <w:shd w:fill="c0272d" w:val="clear"/>
             <w:tcMar>
               <w:top w:w="80.0" w:type="dxa"/>
               <w:left w:w="160.0" w:type="dxa"/>
@@ -10171,7 +10545,7 @@
               <w:bottom w:color="e8e8e8" w:space="0" w:sz="4" w:val="single"/>
               <w:right w:color="e8e8e8" w:space="0" w:sz="4" w:val="single"/>
             </w:tcBorders>
-            <w:shd w:fill="cc0000" w:val="clear"/>
+            <w:shd w:fill="c0272d" w:val="clear"/>
             <w:tcMar>
               <w:top w:w="80.0" w:type="dxa"/>
               <w:left w:w="160.0" w:type="dxa"/>
@@ -10236,7 +10610,7 @@
               <w:rPr>
                 <w:b w:val="1"/>
                 <w:bCs w:val="1"/>
-                <w:color w:val="cc0000"/>
+                <w:color w:val="c0272d"/>
                 <w:sz w:val="18"/>
                 <w:szCs w:val="18"/>
                 <w:rtl w:val="0"/>
@@ -10362,7 +10736,7 @@
               <w:rPr>
                 <w:b w:val="1"/>
                 <w:bCs w:val="1"/>
-                <w:color w:val="cc0000"/>
+                <w:color w:val="c0272d"/>
                 <w:sz w:val="18"/>
                 <w:szCs w:val="18"/>
                 <w:rtl w:val="0"/>
@@ -10446,7 +10820,7 @@
                 <w:szCs w:val="18"/>
                 <w:rtl w:val="0"/>
               </w:rPr>
-              <w:t xml:space="preserve">Slicer → Department (EmployeeMaster) → Dropdown. Demonstrates filter context on all measures.</w:t>
+              <w:t xml:space="preserve">Slicer → DepartmentType (EmployeeMaster) → Dropdown. Demonstrates filter context on all measures.</w:t>
             </w:r>
             <w:r>
               <w:rPr>
@@ -10488,7 +10862,7 @@
               <w:rPr>
                 <w:b w:val="1"/>
                 <w:bCs w:val="1"/>
-                <w:color w:val="cc0000"/>
+                <w:color w:val="c0272d"/>
                 <w:sz w:val="18"/>
                 <w:szCs w:val="18"/>
                 <w:rtl w:val="0"/>
@@ -10614,7 +10988,7 @@
               <w:rPr>
                 <w:b w:val="1"/>
                 <w:bCs w:val="1"/>
-                <w:color w:val="cc0000"/>
+                <w:color w:val="c0272d"/>
                 <w:sz w:val="18"/>
                 <w:szCs w:val="18"/>
                 <w:rtl w:val="0"/>
@@ -10697,7 +11071,7 @@
                 <w:szCs w:val="18"/>
                 <w:rtl w:val="0"/>
               </w:rPr>
-              <w:t xml:space="preserve">In your video: click 'Engineering' in Department slicer. Explain: ALL measures (Active_Headcount, Avg_Salary, YTD_New_Hires) now recalculate for Engineering only. Then point to Total_HC_All_Depts card — explain why it does NOT change (CALCULATE + ALL removes the Department filter).</w:t>
+              <w:t xml:space="preserve">In your video: click 'Software Engineering' in DepartmentType slicer. Explain: ALL measures (Active_Headcount, Avg_Salary, YTD_New_Hires) now recalculate for Software Engineering only. Then point to Total_HC_All_Depts card — explain why it does NOT change (CALCULATE + ALL removes the DepartmentType filter).</w:t>
             </w:r>
             <w:r>
               <w:rPr>
@@ -10739,7 +11113,7 @@
               <w:rPr>
                 <w:b w:val="1"/>
                 <w:bCs w:val="1"/>
-                <w:color w:val="cc0000"/>
+                <w:color w:val="c0272d"/>
                 <w:sz w:val="18"/>
                 <w:szCs w:val="18"/>
                 <w:rtl w:val="0"/>
@@ -10864,7 +11238,7 @@
               <w:rPr>
                 <w:b w:val="1"/>
                 <w:bCs w:val="1"/>
-                <w:color w:val="cc0000"/>
+                <w:color w:val="c0272d"/>
                 <w:sz w:val="18"/>
                 <w:szCs w:val="18"/>
                 <w:rtl w:val="0"/>
@@ -10948,7 +11322,7 @@
                 <w:szCs w:val="18"/>
                 <w:rtl w:val="0"/>
               </w:rPr>
-              <w:t xml:space="preserve">New page → name 'Attrition Analysis'. Visuals: KPI cards (Attrition_Rate_%, Terminated_Count, Attrition_Rate_YTD, New_Hires_YoY_%) + Column Chart (YoY Hiring) + Line Chart (YTD Hires) + Bar Chart (Attrition Rate by Dept). Slicers: Year, Department.</w:t>
+              <w:t xml:space="preserve">New page → name 'Attrition Analysis'. Visuals: KPI cards (Attrition_Rate_%, Terminated_Count, Attrition_Rate_YTD, New_Hires_YoY_%) + Column Chart (YoY Hiring) + Line Chart (YTD Hires) + Bar Chart (Attrition Rate by Dept). Slicers: Year, DepartmentType.</w:t>
             </w:r>
             <w:r>
               <w:rPr>
@@ -10990,7 +11364,7 @@
               <w:rPr>
                 <w:b w:val="1"/>
                 <w:bCs w:val="1"/>
-                <w:color w:val="cc0000"/>
+                <w:color w:val="c0272d"/>
                 <w:sz w:val="18"/>
                 <w:szCs w:val="18"/>
                 <w:rtl w:val="0"/>
@@ -11148,7 +11522,7 @@
               <w:bottom w:color="e8e8e8" w:space="0" w:sz="4" w:val="single"/>
               <w:right w:color="e8e8e8" w:space="0" w:sz="4" w:val="single"/>
             </w:tcBorders>
-            <w:shd w:fill="cc0000" w:val="clear"/>
+            <w:shd w:fill="c0272d" w:val="clear"/>
             <w:tcMar>
               <w:top w:w="80.0" w:type="dxa"/>
               <w:left w:w="160.0" w:type="dxa"/>
@@ -11188,7 +11562,7 @@
               <w:bottom w:color="e8e8e8" w:space="0" w:sz="4" w:val="single"/>
               <w:right w:color="e8e8e8" w:space="0" w:sz="4" w:val="single"/>
             </w:tcBorders>
-            <w:shd w:fill="cc0000" w:val="clear"/>
+            <w:shd w:fill="c0272d" w:val="clear"/>
             <w:tcMar>
               <w:top w:w="80.0" w:type="dxa"/>
               <w:left w:w="160.0" w:type="dxa"/>
@@ -11253,7 +11627,7 @@
               <w:rPr>
                 <w:b w:val="1"/>
                 <w:bCs w:val="1"/>
-                <w:color w:val="cc0000"/>
+                <w:color w:val="c0272d"/>
                 <w:sz w:val="18"/>
                 <w:szCs w:val="18"/>
                 <w:rtl w:val="0"/>
@@ -11339,7 +11713,7 @@
               <w:rPr>
                 <w:b w:val="1"/>
                 <w:bCs w:val="1"/>
-                <w:color w:val="cc0000"/>
+                <w:color w:val="c0272d"/>
                 <w:sz w:val="18"/>
                 <w:szCs w:val="18"/>
                 <w:rtl w:val="0"/>
@@ -11383,7 +11757,7 @@
                 <w:szCs w:val="18"/>
                 <w:rtl w:val="0"/>
               </w:rPr>
-              <w:t xml:space="preserve">Apply theme: View → Themes → Accessible Default or Executive. Verify consistent colours and fonts across all 3 pages. Re-apply Red #CC0000 to primary bars if overridden by theme.</w:t>
+              <w:t xml:space="preserve">Apply theme: View → Themes → Accessible Default or Executive. Verify consistent colours and fonts across all 3 pages. Re-apply Red #C0272D to primary bars if overridden by theme.</w:t>
             </w:r>
             <w:r>
               <w:rPr>
@@ -11425,7 +11799,7 @@
               <w:rPr>
                 <w:b w:val="1"/>
                 <w:bCs w:val="1"/>
-                <w:color w:val="cc0000"/>
+                <w:color w:val="c0272d"/>
                 <w:sz w:val="18"/>
                 <w:szCs w:val="18"/>
                 <w:rtl w:val="0"/>
@@ -11510,7 +11884,7 @@
               <w:rPr>
                 <w:b w:val="1"/>
                 <w:bCs w:val="1"/>
-                <w:color w:val="cc0000"/>
+                <w:color w:val="c0272d"/>
                 <w:sz w:val="18"/>
                 <w:szCs w:val="18"/>
                 <w:rtl w:val="0"/>
@@ -11553,7 +11927,7 @@
                 <w:szCs w:val="18"/>
                 <w:rtl w:val="0"/>
               </w:rPr>
-              <w:t xml:space="preserve">Model View screenshot: in Model View, arrange all 6 tables (EmployeeMaster, Training, EngagementSurvey, Performance, Recruitment, DimDate) cleanly. Take a screenshot for your GitHub README. This shows the star schema and all 5 relationships.</w:t>
+              <w:t xml:space="preserve">Model View screenshot: in Model View, arrange all 6 tables (EmployeeMaster, Training, EngagementSurvey, Performance, Recruitment, DimDate) cleanly. Take a screenshot for your GitHub README. This shows the data model with all 4 relationships (3 Employee ID links + 1 active DimDate + 1 inactive DimDate). Note: Recruitment appears as a standalone table with no relationship line.</w:t>
             </w:r>
             <w:r>
               <w:rPr>
@@ -11590,7 +11964,7 @@
     <w:p>
       <w:pPr>
         <w:pBdr>
-          <w:bottom w:color="cc0000" w:space="1" w:sz="12" w:val="single"/>
+          <w:bottom w:color="c0272d" w:space="1" w:sz="12" w:val="single"/>
         </w:pBdr>
         <w:spacing w:after="200" w:lineRule="auto"/>
         <w:rPr/>
@@ -11671,7 +12045,7 @@
               <w:bottom w:color="e8e8e8" w:space="0" w:sz="4" w:val="single"/>
               <w:right w:color="e8e8e8" w:space="0" w:sz="4" w:val="single"/>
             </w:tcBorders>
-            <w:shd w:fill="cc0000" w:val="clear"/>
+            <w:shd w:fill="c0272d" w:val="clear"/>
             <w:tcMar>
               <w:top w:w="80.0" w:type="dxa"/>
               <w:left w:w="160.0" w:type="dxa"/>
@@ -11711,7 +12085,7 @@
               <w:bottom w:color="e8e8e8" w:space="0" w:sz="4" w:val="single"/>
               <w:right w:color="e8e8e8" w:space="0" w:sz="4" w:val="single"/>
             </w:tcBorders>
-            <w:shd w:fill="cc0000" w:val="clear"/>
+            <w:shd w:fill="c0272d" w:val="clear"/>
             <w:tcMar>
               <w:top w:w="80.0" w:type="dxa"/>
               <w:left w:w="160.0" w:type="dxa"/>
@@ -11751,7 +12125,7 @@
               <w:bottom w:color="e8e8e8" w:space="0" w:sz="4" w:val="single"/>
               <w:right w:color="e8e8e8" w:space="0" w:sz="4" w:val="single"/>
             </w:tcBorders>
-            <w:shd w:fill="cc0000" w:val="clear"/>
+            <w:shd w:fill="c0272d" w:val="clear"/>
             <w:tcMar>
               <w:top w:w="80.0" w:type="dxa"/>
               <w:left w:w="160.0" w:type="dxa"/>
@@ -12163,7 +12537,7 @@
               <w:bottom w:color="e8e8e8" w:space="0" w:sz="4" w:val="single"/>
               <w:right w:color="e8e8e8" w:space="0" w:sz="4" w:val="single"/>
             </w:tcBorders>
-            <w:shd w:fill="cc0000" w:val="clear"/>
+            <w:shd w:fill="c0272d" w:val="clear"/>
             <w:tcMar>
               <w:top w:w="80.0" w:type="dxa"/>
               <w:left w:w="160.0" w:type="dxa"/>
@@ -12203,7 +12577,7 @@
               <w:bottom w:color="e8e8e8" w:space="0" w:sz="4" w:val="single"/>
               <w:right w:color="e8e8e8" w:space="0" w:sz="4" w:val="single"/>
             </w:tcBorders>
-            <w:shd w:fill="cc0000" w:val="clear"/>
+            <w:shd w:fill="c0272d" w:val="clear"/>
             <w:tcMar>
               <w:top w:w="80.0" w:type="dxa"/>
               <w:left w:w="160.0" w:type="dxa"/>
@@ -12244,7 +12618,7 @@
               <w:bottom w:color="e8e8e8" w:space="0" w:sz="4" w:val="single"/>
               <w:right w:color="e8e8e8" w:space="0" w:sz="4" w:val="single"/>
             </w:tcBorders>
-            <w:shd w:fill="cc0000" w:val="clear"/>
+            <w:shd w:fill="c0272d" w:val="clear"/>
             <w:tcMar>
               <w:top w:w="80.0" w:type="dxa"/>
               <w:left w:w="160.0" w:type="dxa"/>
@@ -12363,7 +12737,7 @@
               <w:bottom w:color="e8e8e8" w:space="0" w:sz="4" w:val="single"/>
               <w:right w:color="e8e8e8" w:space="0" w:sz="4" w:val="single"/>
             </w:tcBorders>
-            <w:shd w:fill="cc0000" w:val="clear"/>
+            <w:shd w:fill="c0272d" w:val="clear"/>
             <w:tcMar>
               <w:top w:w="80.0" w:type="dxa"/>
               <w:left w:w="160.0" w:type="dxa"/>
@@ -12403,7 +12777,7 @@
               <w:bottom w:color="e8e8e8" w:space="0" w:sz="4" w:val="single"/>
               <w:right w:color="e8e8e8" w:space="0" w:sz="4" w:val="single"/>
             </w:tcBorders>
-            <w:shd w:fill="cc0000" w:val="clear"/>
+            <w:shd w:fill="c0272d" w:val="clear"/>
             <w:tcMar>
               <w:top w:w="80.0" w:type="dxa"/>
               <w:left w:w="160.0" w:type="dxa"/>
@@ -12443,7 +12817,7 @@
               <w:bottom w:color="e8e8e8" w:space="0" w:sz="4" w:val="single"/>
               <w:right w:color="e8e8e8" w:space="0" w:sz="4" w:val="single"/>
             </w:tcBorders>
-            <w:shd w:fill="cc0000" w:val="clear"/>
+            <w:shd w:fill="c0272d" w:val="clear"/>
             <w:tcMar>
               <w:top w:w="80.0" w:type="dxa"/>
               <w:left w:w="160.0" w:type="dxa"/>
@@ -12483,7 +12857,7 @@
               <w:bottom w:color="e8e8e8" w:space="0" w:sz="4" w:val="single"/>
               <w:right w:color="e8e8e8" w:space="0" w:sz="4" w:val="single"/>
             </w:tcBorders>
-            <w:shd w:fill="cc0000" w:val="clear"/>
+            <w:shd w:fill="c0272d" w:val="clear"/>
             <w:tcMar>
               <w:top w:w="80.0" w:type="dxa"/>
               <w:left w:w="160.0" w:type="dxa"/>
@@ -12523,7 +12897,7 @@
               <w:bottom w:color="e8e8e8" w:space="0" w:sz="4" w:val="single"/>
               <w:right w:color="e8e8e8" w:space="0" w:sz="4" w:val="single"/>
             </w:tcBorders>
-            <w:shd w:fill="cc0000" w:val="clear"/>
+            <w:shd w:fill="c0272d" w:val="clear"/>
             <w:tcMar>
               <w:top w:w="80.0" w:type="dxa"/>
               <w:left w:w="160.0" w:type="dxa"/>
@@ -12563,7 +12937,7 @@
               <w:bottom w:color="e8e8e8" w:space="0" w:sz="4" w:val="single"/>
               <w:right w:color="e8e8e8" w:space="0" w:sz="4" w:val="single"/>
             </w:tcBorders>
-            <w:shd w:fill="cc0000" w:val="clear"/>
+            <w:shd w:fill="c0272d" w:val="clear"/>
             <w:tcMar>
               <w:top w:w="80.0" w:type="dxa"/>
               <w:left w:w="160.0" w:type="dxa"/>
@@ -12603,7 +12977,7 @@
               <w:bottom w:color="e8e8e8" w:space="0" w:sz="4" w:val="single"/>
               <w:right w:color="e8e8e8" w:space="0" w:sz="4" w:val="single"/>
             </w:tcBorders>
-            <w:shd w:fill="cc0000" w:val="clear"/>
+            <w:shd w:fill="c0272d" w:val="clear"/>
             <w:tcMar>
               <w:top w:w="80.0" w:type="dxa"/>
               <w:left w:w="160.0" w:type="dxa"/>
@@ -12668,7 +13042,7 @@
               <w:rPr>
                 <w:b w:val="1"/>
                 <w:bCs w:val="1"/>
-                <w:color w:val="cc0000"/>
+                <w:color w:val="c0272d"/>
                 <w:sz w:val="18"/>
                 <w:szCs w:val="18"/>
                 <w:rtl w:val="0"/>
@@ -12750,7 +13124,7 @@
                 <w:szCs w:val="18"/>
                 <w:rtl w:val="0"/>
               </w:rPr>
-              <w:t xml:space="preserve">All 5 files loaded and renamed; DimDate built and marked; all 5 relationships correct (4 EmpID + 1 active DimDate + 1 inactive); '_Measures' table created</w:t>
+              <w:t xml:space="preserve">All 5 files loaded and renamed; DimDate built and marked; 4 relationships correct (3 Employee ID + 1 active DimDate + 1 inactive); Recruitment table is standalone (no Employee ID column); ‘_Measures’ table created</w:t>
             </w:r>
             <w:r>
               <w:rPr>
@@ -12944,7 +13318,7 @@
               <w:rPr>
                 <w:b w:val="1"/>
                 <w:bCs w:val="1"/>
-                <w:color w:val="cc0000"/>
+                <w:color w:val="c0272d"/>
                 <w:sz w:val="18"/>
                 <w:szCs w:val="18"/>
                 <w:rtl w:val="0"/>
@@ -13220,7 +13594,7 @@
               <w:rPr>
                 <w:b w:val="1"/>
                 <w:bCs w:val="1"/>
-                <w:color w:val="cc0000"/>
+                <w:color w:val="c0272d"/>
                 <w:sz w:val="18"/>
                 <w:szCs w:val="18"/>
                 <w:rtl w:val="0"/>
@@ -13496,7 +13870,7 @@
               <w:rPr>
                 <w:b w:val="1"/>
                 <w:bCs w:val="1"/>
-                <w:color w:val="cc0000"/>
+                <w:color w:val="c0272d"/>
                 <w:sz w:val="18"/>
                 <w:szCs w:val="18"/>
                 <w:rtl w:val="0"/>
@@ -13772,7 +14146,7 @@
               <w:rPr>
                 <w:b w:val="1"/>
                 <w:bCs w:val="1"/>
-                <w:color w:val="cc0000"/>
+                <w:color w:val="c0272d"/>
                 <w:sz w:val="18"/>
                 <w:szCs w:val="18"/>
                 <w:rtl w:val="0"/>
@@ -14150,7 +14524,7 @@
               <w:bottom w:color="e8e8e8" w:space="0" w:sz="4" w:val="single"/>
               <w:right w:color="e8e8e8" w:space="0" w:sz="4" w:val="single"/>
             </w:tcBorders>
-            <w:shd w:fill="cc0000" w:val="clear"/>
+            <w:shd w:fill="c0272d" w:val="clear"/>
             <w:tcMar>
               <w:top w:w="80.0" w:type="dxa"/>
               <w:left w:w="160.0" w:type="dxa"/>
@@ -14190,7 +14564,7 @@
               <w:bottom w:color="e8e8e8" w:space="0" w:sz="4" w:val="single"/>
               <w:right w:color="e8e8e8" w:space="0" w:sz="4" w:val="single"/>
             </w:tcBorders>
-            <w:shd w:fill="cc0000" w:val="clear"/>
+            <w:shd w:fill="c0272d" w:val="clear"/>
             <w:tcMar>
               <w:top w:w="80.0" w:type="dxa"/>
               <w:left w:w="160.0" w:type="dxa"/>
@@ -14230,7 +14604,7 @@
               <w:bottom w:color="e8e8e8" w:space="0" w:sz="4" w:val="single"/>
               <w:right w:color="e8e8e8" w:space="0" w:sz="4" w:val="single"/>
             </w:tcBorders>
-            <w:shd w:fill="cc0000" w:val="clear"/>
+            <w:shd w:fill="c0272d" w:val="clear"/>
             <w:tcMar>
               <w:top w:w="80.0" w:type="dxa"/>
               <w:left w:w="160.0" w:type="dxa"/>
@@ -14270,7 +14644,7 @@
               <w:bottom w:color="e8e8e8" w:space="0" w:sz="4" w:val="single"/>
               <w:right w:color="e8e8e8" w:space="0" w:sz="4" w:val="single"/>
             </w:tcBorders>
-            <w:shd w:fill="cc0000" w:val="clear"/>
+            <w:shd w:fill="c0272d" w:val="clear"/>
             <w:tcMar>
               <w:top w:w="80.0" w:type="dxa"/>
               <w:left w:w="160.0" w:type="dxa"/>
@@ -14310,7 +14684,7 @@
               <w:bottom w:color="e8e8e8" w:space="0" w:sz="4" w:val="single"/>
               <w:right w:color="e8e8e8" w:space="0" w:sz="4" w:val="single"/>
             </w:tcBorders>
-            <w:shd w:fill="cc0000" w:val="clear"/>
+            <w:shd w:fill="c0272d" w:val="clear"/>
             <w:tcMar>
               <w:top w:w="80.0" w:type="dxa"/>
               <w:left w:w="160.0" w:type="dxa"/>
@@ -14350,7 +14724,7 @@
               <w:bottom w:color="e8e8e8" w:space="0" w:sz="4" w:val="single"/>
               <w:right w:color="e8e8e8" w:space="0" w:sz="4" w:val="single"/>
             </w:tcBorders>
-            <w:shd w:fill="cc0000" w:val="clear"/>
+            <w:shd w:fill="c0272d" w:val="clear"/>
             <w:tcMar>
               <w:top w:w="80.0" w:type="dxa"/>
               <w:left w:w="160.0" w:type="dxa"/>
@@ -14390,7 +14764,7 @@
               <w:bottom w:color="e8e8e8" w:space="0" w:sz="4" w:val="single"/>
               <w:right w:color="e8e8e8" w:space="0" w:sz="4" w:val="single"/>
             </w:tcBorders>
-            <w:shd w:fill="cc0000" w:val="clear"/>
+            <w:shd w:fill="c0272d" w:val="clear"/>
             <w:tcMar>
               <w:top w:w="80.0" w:type="dxa"/>
               <w:left w:w="160.0" w:type="dxa"/>
@@ -14455,7 +14829,7 @@
               <w:rPr>
                 <w:b w:val="1"/>
                 <w:bCs w:val="1"/>
-                <w:color w:val="cc0000"/>
+                <w:color w:val="c0272d"/>
                 <w:sz w:val="18"/>
                 <w:szCs w:val="18"/>
                 <w:rtl w:val="0"/>
@@ -14731,7 +15105,7 @@
               <w:rPr>
                 <w:b w:val="1"/>
                 <w:bCs w:val="1"/>
-                <w:color w:val="cc0000"/>
+                <w:color w:val="c0272d"/>
                 <w:sz w:val="18"/>
                 <w:szCs w:val="18"/>
                 <w:rtl w:val="0"/>
@@ -15007,7 +15381,7 @@
               <w:rPr>
                 <w:b w:val="1"/>
                 <w:bCs w:val="1"/>
-                <w:color w:val="cc0000"/>
+                <w:color w:val="c0272d"/>
                 <w:sz w:val="18"/>
                 <w:szCs w:val="18"/>
                 <w:rtl w:val="0"/>
@@ -15691,7 +16065,7 @@
               <w:bottom w:color="e8e8e8" w:space="0" w:sz="4" w:val="single"/>
               <w:right w:color="e8e8e8" w:space="0" w:sz="4" w:val="single"/>
             </w:tcBorders>
-            <w:shd w:fill="cc0000" w:val="clear"/>
+            <w:shd w:fill="c0272d" w:val="clear"/>
             <w:tcMar>
               <w:top w:w="80.0" w:type="dxa"/>
               <w:left w:w="160.0" w:type="dxa"/>
@@ -15731,7 +16105,7 @@
               <w:bottom w:color="e8e8e8" w:space="0" w:sz="4" w:val="single"/>
               <w:right w:color="e8e8e8" w:space="0" w:sz="4" w:val="single"/>
             </w:tcBorders>
-            <w:shd w:fill="cc0000" w:val="clear"/>
+            <w:shd w:fill="c0272d" w:val="clear"/>
             <w:tcMar>
               <w:top w:w="80.0" w:type="dxa"/>
               <w:left w:w="160.0" w:type="dxa"/>
@@ -15771,7 +16145,7 @@
               <w:bottom w:color="e8e8e8" w:space="0" w:sz="4" w:val="single"/>
               <w:right w:color="e8e8e8" w:space="0" w:sz="4" w:val="single"/>
             </w:tcBorders>
-            <w:shd w:fill="cc0000" w:val="clear"/>
+            <w:shd w:fill="c0272d" w:val="clear"/>
             <w:tcMar>
               <w:top w:w="80.0" w:type="dxa"/>
               <w:left w:w="160.0" w:type="dxa"/>
@@ -15811,7 +16185,7 @@
               <w:bottom w:color="e8e8e8" w:space="0" w:sz="4" w:val="single"/>
               <w:right w:color="e8e8e8" w:space="0" w:sz="4" w:val="single"/>
             </w:tcBorders>
-            <w:shd w:fill="cc0000" w:val="clear"/>
+            <w:shd w:fill="c0272d" w:val="clear"/>
             <w:tcMar>
               <w:top w:w="80.0" w:type="dxa"/>
               <w:left w:w="160.0" w:type="dxa"/>
@@ -15851,7 +16225,7 @@
               <w:bottom w:color="e8e8e8" w:space="0" w:sz="4" w:val="single"/>
               <w:right w:color="e8e8e8" w:space="0" w:sz="4" w:val="single"/>
             </w:tcBorders>
-            <w:shd w:fill="cc0000" w:val="clear"/>
+            <w:shd w:fill="c0272d" w:val="clear"/>
             <w:tcMar>
               <w:top w:w="80.0" w:type="dxa"/>
               <w:left w:w="160.0" w:type="dxa"/>
@@ -15891,7 +16265,7 @@
               <w:bottom w:color="e8e8e8" w:space="0" w:sz="4" w:val="single"/>
               <w:right w:color="e8e8e8" w:space="0" w:sz="4" w:val="single"/>
             </w:tcBorders>
-            <w:shd w:fill="cc0000" w:val="clear"/>
+            <w:shd w:fill="c0272d" w:val="clear"/>
             <w:tcMar>
               <w:top w:w="80.0" w:type="dxa"/>
               <w:left w:w="160.0" w:type="dxa"/>
@@ -15931,7 +16305,7 @@
               <w:bottom w:color="e8e8e8" w:space="0" w:sz="4" w:val="single"/>
               <w:right w:color="e8e8e8" w:space="0" w:sz="4" w:val="single"/>
             </w:tcBorders>
-            <w:shd w:fill="cc0000" w:val="clear"/>
+            <w:shd w:fill="c0272d" w:val="clear"/>
             <w:tcMar>
               <w:top w:w="80.0" w:type="dxa"/>
               <w:left w:w="160.0" w:type="dxa"/>
@@ -15996,7 +16370,7 @@
               <w:rPr>
                 <w:b w:val="1"/>
                 <w:bCs w:val="1"/>
-                <w:color w:val="cc0000"/>
+                <w:color w:val="c0272d"/>
                 <w:sz w:val="18"/>
                 <w:szCs w:val="18"/>
                 <w:rtl w:val="0"/>
@@ -16272,7 +16646,7 @@
               <w:rPr>
                 <w:b w:val="1"/>
                 <w:bCs w:val="1"/>
-                <w:color w:val="cc0000"/>
+                <w:color w:val="c0272d"/>
                 <w:sz w:val="18"/>
                 <w:szCs w:val="18"/>
                 <w:rtl w:val="0"/>
@@ -16548,7 +16922,7 @@
               <w:rPr>
                 <w:b w:val="1"/>
                 <w:bCs w:val="1"/>
-                <w:color w:val="cc0000"/>
+                <w:color w:val="c0272d"/>
                 <w:sz w:val="18"/>
                 <w:szCs w:val="18"/>
                 <w:rtl w:val="0"/>
@@ -16850,7 +17224,7 @@
     <w:p>
       <w:pPr>
         <w:pBdr>
-          <w:bottom w:color="cc0000" w:space="1" w:sz="12" w:val="single"/>
+          <w:bottom w:color="c0272d" w:space="1" w:sz="12" w:val="single"/>
         </w:pBdr>
         <w:spacing w:after="200" w:lineRule="auto"/>
         <w:rPr/>
@@ -17016,7 +17390,7 @@
           <w:vertAlign w:val="baseline"/>
           <w:rtl w:val="0"/>
         </w:rPr>
-        <w:t xml:space="preserve">DateofHire and DateofTermination converted to Date type in Power Query</w:t>
+        <w:t xml:space="preserve">DateOfJoining and DateOfTermination converted to Date type in Power Query</w:t>
       </w:r>
     </w:p>
     <w:p>
@@ -17059,7 +17433,7 @@
           <w:vertAlign w:val="baseline"/>
           <w:rtl w:val="0"/>
         </w:rPr>
-        <w:t xml:space="preserve">Salary → Decimal Number; CurrentEmployeeRating → Whole Number</w:t>
+        <w:t xml:space="preserve">Salary → Decimal Number; Current Employee Rating → Whole Number; DepartmentType trimmed</w:t>
       </w:r>
     </w:p>
     <w:p>
@@ -17145,7 +17519,7 @@
           <w:vertAlign w:val="baseline"/>
           <w:rtl w:val="0"/>
         </w:rPr>
-        <w:t xml:space="preserve">Active relationship: DimDate[Date] → EmployeeMaster[DateofHire]</w:t>
+        <w:t xml:space="preserve">Active relationship: DimDate[Date] → EmployeeMaster[DateOfJoining]</w:t>
       </w:r>
     </w:p>
     <w:p>
@@ -17188,7 +17562,7 @@
           <w:vertAlign w:val="baseline"/>
           <w:rtl w:val="0"/>
         </w:rPr>
-        <w:t xml:space="preserve">Inactive relationship: DimDate[Date] → EmployeeMaster[DateofTermination]</w:t>
+        <w:t xml:space="preserve">Inactive relationship: DimDate[Date] → EmployeeMaster[DateOfTermination]</w:t>
       </w:r>
     </w:p>
     <w:p>
@@ -17231,7 +17605,7 @@
           <w:vertAlign w:val="baseline"/>
           <w:rtl w:val="0"/>
         </w:rPr>
-        <w:t xml:space="preserve">4 EmpID relationships: EmployeeMaster → Training, EngagementSurvey, Performance, Recruitment </w:t>
+        <w:t xml:space="preserve">3 Employee ID relationships: EmployeeMaster → Training, EngagementSurvey, Performance (Recruitment is standalone — no Employee ID column) </w:t>
       </w:r>
     </w:p>
     <w:p>
@@ -17360,7 +17734,7 @@
           <w:vertAlign w:val="baseline"/>
           <w:rtl w:val="0"/>
         </w:rPr>
-        <w:t xml:space="preserve">6 Calculated Columns: Performance_Label, Salary_Formatted, Days_Since_Hire, Hire_Year_Month, Above_Avg_Salary_Flag (from Task 6.4)</w:t>
+        <w:t xml:space="preserve">5 Calculated Columns: Performance_Label, Salary_Formatted, Days_Since_Hire, Hire_Year_Month, Above_Avg_Salary_Flag (from Task 6.4)</w:t>
       </w:r>
     </w:p>
     <w:p>
@@ -17489,7 +17863,7 @@
           <w:vertAlign w:val="baseline"/>
           <w:rtl w:val="0"/>
         </w:rPr>
-        <w:t xml:space="preserve">6 Task 6 CALCULATE/ALL/ALLEXCEPT Measures: Total_HC_All_Depts, Headcount_%_of_Total, Dept_Avg_Salary_AEXCEPT, High_Performers_Count, High_Performer_%</w:t>
+        <w:t xml:space="preserve">5 Task 6 CALCULATE/ALL/ALLEXCEPT Measures: Total_HC_All_Depts, Headcount_%_of_Total, Dept_Avg_Salary_AEXCEPT, High_Performers_Count, High_Performer_%</w:t>
       </w:r>
     </w:p>
     <w:p>
@@ -17747,7 +18121,7 @@
           <w:vertAlign w:val="baseline"/>
           <w:rtl w:val="0"/>
         </w:rPr>
-        <w:t xml:space="preserve">3 slicers: Year (Tile), Department (Dropdown), Career Level Band (Tile)</w:t>
+        <w:t xml:space="preserve">3 slicers: Year (Tile), DepartmentType (Dropdown), Career Level Band (Tile)</w:t>
       </w:r>
     </w:p>
     <w:p>
